--- a/sit202_networking/task51p/Activities.docx
+++ b/sit202_networking/task51p/Activities.docx
@@ -421,6 +421,11 @@
       </w:pPr>
       <w:r>
         <w:t xml:space="preserve">I first filtered out this TCP connection.</w:t>
+      </w:r>
+      <w:r>
+        <w:rPr>
+          <w:highlight w:val="none"/>
+        </w:rPr>
       </w:r>
       <w:r>
         <w:rPr>
@@ -573,6 +578,11 @@
           <w:highlight w:val="none"/>
         </w:rPr>
       </w:r>
+      <w:r>
+        <w:rPr>
+          <w:highlight w:val="none"/>
+        </w:rPr>
+      </w:r>
     </w:p>
     <w:p>
       <w:pPr>
@@ -1392,6 +1402,11 @@
           <w14:ligatures w14:val="none"/>
         </w:rPr>
       </w:r>
+      <w:r>
+        <w:rPr>
+          <w14:ligatures w14:val="none"/>
+        </w:rPr>
+      </w:r>
     </w:p>
     <w:p>
       <w:pPr>
@@ -1605,6 +1620,11 @@
             </w:pict>
           </mc:Fallback>
         </mc:AlternateContent>
+      </w:r>
+      <w:r>
+        <w:rPr>
+          <w:highlight w:val="none"/>
+        </w:rPr>
       </w:r>
       <w:r>
         <w:rPr>
@@ -2084,6 +2104,11 @@
           <w:highlight w:val="none"/>
         </w:rPr>
       </w:r>
+      <w:r>
+        <w:rPr>
+          <w:highlight w:val="none"/>
+        </w:rPr>
+      </w:r>
     </w:p>
     <w:p>
       <w:pPr>
@@ -2108,6 +2133,11 @@
       </w:r>
       <w:r>
         <w:t xml:space="preserve">. The UDP header here contains four fields: </w:t>
+      </w:r>
+      <w:r>
+        <w:rPr>
+          <w:highlight w:val="none"/>
+        </w:rPr>
       </w:r>
       <w:r>
         <w:rPr>
@@ -2554,6 +2584,11 @@
           <w14:ligatures w14:val="none"/>
         </w:rPr>
       </w:r>
+      <w:r>
+        <w:rPr>
+          <w14:ligatures w14:val="none"/>
+        </w:rPr>
+      </w:r>
     </w:p>
     <w:p>
       <w:pPr>
@@ -2652,12 +2687,14 @@
         <w:rPr/>
       </w:pPr>
       <w:r>
-        <w:t xml:space="preserve">And to answer the question, no! The captured UDP traffic uses different ports depending on the application and the service. As mentioned above, DNS used port 53, web traffic used port 443 while discord voice traffic used different dynamically assigned ports. </w:t>
+        <w:t xml:space="preserve">And</w:t>
+      </w:r>
+      <w:r>
+        <w:t xml:space="preserve"> to answer the question, no! The captured UDP traffic uses different ports depending on the application and the service. As mentioned above, DNS used port 53, web traffic used port 443 while discord voice traffic used different dynamically assigned ports. </w:t>
       </w:r>
       <w:r>
         <w:t xml:space="preserve">This allows the transport layer to multiplex and demultiplex UDP traffic to the correct application process accordingly.</w:t>
       </w:r>
-      <w:r/>
       <w:r/>
     </w:p>
     <w:p>
@@ -2710,8 +2747,6 @@
         <w:ind/>
         <w:rPr/>
       </w:pPr>
-      <w:r/>
-      <w:r/>
       <w:r>
         <mc:AlternateContent>
           <mc:Choice Requires="wpg">
@@ -2782,7 +2817,6 @@
         </mc:AlternateContent>
       </w:r>
       <w:r/>
-      <w:r/>
     </w:p>
     <w:p>
       <w:pPr>
@@ -2793,7 +2827,6 @@
           <w:highlight w:val="none"/>
         </w:rPr>
       </w:pPr>
-      <w:r/>
       <w:r>
         <mc:AlternateContent>
           <mc:Choice Requires="wpg">
@@ -2863,8 +2896,11 @@
           </mc:Fallback>
         </mc:AlternateContent>
       </w:r>
-      <w:r/>
-      <w:r/>
+      <w:r>
+        <w:rPr>
+          <w:highlight w:val="none"/>
+        </w:rPr>
+      </w:r>
     </w:p>
     <w:p>
       <w:pPr>
@@ -2873,9 +2909,6 @@
         <w:ind/>
         <w:rPr/>
       </w:pPr>
-      <w:r/>
-      <w:r/>
-      <w:r/>
       <w:r>
         <mc:AlternateContent>
           <mc:Choice Requires="wpg">
@@ -2946,8 +2979,6 @@
         </mc:AlternateContent>
       </w:r>
       <w:r/>
-      <w:r/>
-      <w:r/>
     </w:p>
     <w:p>
       <w:pPr>
@@ -2966,11 +2997,7 @@
           <w:highlight w:val="none"/>
         </w:rPr>
       </w:r>
-      <w:r>
-        <w:rPr>
-          <w:highlight w:val="none"/>
-        </w:rPr>
-      </w:r>
+      <w:r/>
     </w:p>
     <w:p>
       <w:pPr>
@@ -2980,7 +3007,10 @@
         <w:rPr/>
       </w:pPr>
       <w:r>
-        <w:t xml:space="preserve">The third image here is a bit of an interesting one. It shows an ICMP packet, and the reason it shows up there even when my display filter is set to `udp` is because it contains the original UDP packet that caused the error (can be seen when expanded, as seen in the screenshot). </w:t>
+        <w:t xml:space="preserve">The third image here is </w:t>
+      </w:r>
+      <w:r>
+        <w:t xml:space="preserve">a bit of an interesting one. It shows an ICMP packet, and the reason it shows up there even when my display filter is set to `udp` is because it contains the original UDP packet that caused the error (can be seen when expanded, as seen in the screenshot). </w:t>
       </w:r>
       <w:r>
         <w:t xml:space="preserve">Wireshark sees that embedded UDP header, so the packet still matches the udp filter.</w:t>
@@ -2995,9 +3025,11 @@
         <w:t xml:space="preserve"> </w:t>
       </w:r>
       <w:r>
-        <w:t xml:space="preserve">Since this was captured while I was in a Discord voice call, this could have happened because Discord had already closed or switched away from that temporary UDP port while another packet was still arriving – could be either, or some completely other yet identical reason. </w:t>
+        <w:t xml:space="preserve">Since this was ca</w:t>
       </w:r>
-      <w:r/>
+      <w:r>
+        <w:t xml:space="preserve">ptured while I was in a Discord voice call, this could have happened because Discord had already closed or switched away from that temporary UDP port while another packet was still arriving – could be either, or some completely other yet identical reason. </w:t>
+      </w:r>
       <w:r/>
     </w:p>
     <w:p>
@@ -3012,7 +3044,6 @@
         <w:t xml:space="preserve">Week 4 – Activity 3</w:t>
       </w:r>
       <w:r/>
-      <w:r/>
     </w:p>
     <w:p>
       <w:pPr>
@@ -3025,7 +3056,6 @@
         <w:t xml:space="preserve">Source Code (client):</w:t>
       </w:r>
       <w:r/>
-      <w:r/>
     </w:p>
     <w:p>
       <w:pPr>
@@ -3034,8 +3064,6 @@
         <w:ind/>
         <w:rPr/>
       </w:pPr>
-      <w:r/>
-      <w:r/>
       <w:r>
         <mc:AlternateContent>
           <mc:Choice Requires="wpg">
@@ -3106,7 +3134,6 @@
         </mc:AlternateContent>
       </w:r>
       <w:r/>
-      <w:r/>
     </w:p>
     <w:p>
       <w:pPr>
@@ -3117,11 +3144,14 @@
           <w:highlight w:val="none"/>
         </w:rPr>
       </w:pPr>
-      <w:r/>
       <w:r>
         <w:t xml:space="preserve">Source Code (server):</w:t>
       </w:r>
-      <w:r/>
+      <w:r>
+        <w:rPr>
+          <w:highlight w:val="none"/>
+        </w:rPr>
+      </w:r>
     </w:p>
     <w:p>
       <w:pPr>
@@ -3130,8 +3160,6 @@
         <w:ind/>
         <w:rPr/>
       </w:pPr>
-      <w:r/>
-      <w:r/>
       <w:r>
         <mc:AlternateContent>
           <mc:Choice Requires="wpg">
@@ -3160,7 +3188,7 @@
                       <pic:spPr bwMode="auto">
                         <a:xfrm flipH="0" flipV="0">
                           <a:off x="0" y="0"/>
-                          <a:ext cx="4327068" cy="2916188"/>
+                          <a:ext cx="4327068" cy="2916187"/>
                         </a:xfrm>
                         <a:prstGeom prst="rect">
                           <a:avLst/>
@@ -3202,7 +3230,6 @@
         </mc:AlternateContent>
       </w:r>
       <w:r/>
-      <w:r/>
     </w:p>
     <w:p>
       <w:pPr>
@@ -3224,6 +3251,7 @@
           <w:highlight w:val="none"/>
         </w:rPr>
       </w:r>
+      <w:r/>
     </w:p>
     <w:p>
       <w:pPr>
@@ -3232,8 +3260,6 @@
         <w:ind/>
         <w:rPr/>
       </w:pPr>
-      <w:r/>
-      <w:r/>
       <w:r>
         <mc:AlternateContent>
           <mc:Choice Requires="wpg">
@@ -3304,7 +3330,6 @@
         </mc:AlternateContent>
       </w:r>
       <w:r/>
-      <w:r/>
     </w:p>
     <w:p>
       <w:pPr>
@@ -3323,6 +3348,231 @@
         <w:ind/>
         <w:rPr/>
       </w:pPr>
+      <w:r>
+        <w:rPr>
+          <w:highlight w:val="none"/>
+        </w:rPr>
+        <w:t xml:space="preserve">A diagram of how this program works can be found below:</w:t>
+      </w:r>
+      <w:r>
+        <w:rPr>
+          <w:highlight w:val="none"/>
+        </w:rPr>
+      </w:r>
+      <w:r>
+        <w:rPr>
+          <w:highlight w:val="none"/>
+        </w:rPr>
+      </w:r>
+    </w:p>
+    <w:p>
+      <w:pPr>
+        <w:pBdr/>
+        <w:spacing/>
+        <w:ind/>
+        <w:rPr>
+          <w:highlight w:val="none"/>
+        </w:rPr>
+      </w:pPr>
+      <w:r/>
+      <w:r>
+        <mc:AlternateContent>
+          <mc:Choice Requires="wpg">
+            <w:drawing>
+              <wp:inline xmlns:wp="http://schemas.openxmlformats.org/drawingml/2006/wordprocessingDrawing" distT="0" distB="0" distL="0" distR="0">
+                <wp:extent cx="6858000" cy="2193259"/>
+                <wp:effectExtent l="0" t="0" r="0" b="0"/>
+                <wp:docPr id="22" name=""/>
+                <wp:cNvGraphicFramePr>
+                  <a:graphicFrameLocks xmlns:a="http://schemas.openxmlformats.org/drawingml/2006/main" noChangeAspect="1"/>
+                </wp:cNvGraphicFramePr>
+                <a:graphic xmlns:a="http://schemas.openxmlformats.org/drawingml/2006/main">
+                  <a:graphicData uri="http://schemas.openxmlformats.org/drawingml/2006/picture">
+                    <pic:pic xmlns:pic="http://schemas.openxmlformats.org/drawingml/2006/picture">
+                      <pic:nvPicPr>
+                        <pic:cNvPr id="708160778" name=""/>
+                        <pic:cNvPicPr>
+                          <a:picLocks noChangeAspect="1"/>
+                        </pic:cNvPicPr>
+                        <pic:nvPr/>
+                      </pic:nvPicPr>
+                      <pic:blipFill rotWithShape="1">
+                        <a:blip r:embed="rId31"/>
+                        <a:stretch/>
+                      </pic:blipFill>
+                      <pic:spPr bwMode="auto">
+                        <a:xfrm>
+                          <a:off x="0" y="0"/>
+                          <a:ext cx="6858000" cy="2193258"/>
+                        </a:xfrm>
+                        <a:prstGeom prst="rect">
+                          <a:avLst/>
+                        </a:prstGeom>
+                      </pic:spPr>
+                    </pic:pic>
+                  </a:graphicData>
+                </a:graphic>
+              </wp:inline>
+            </w:drawing>
+          </mc:Choice>
+          <mc:Fallback>
+            <w:pict>
+              <v:shapetype id="_x0000_t75" coordsize="21600,21600" o:spt="75" o:preferrelative="t" path="m@4@5l@4@11@9@11@9@5xe" filled="f" stroked="f">
+                <v:stroke joinstyle="miter"/>
+                <v:formulas>
+                  <v:f eqn="if lineDrawn pixelLineWidth 0"/>
+                  <v:f eqn="sum @0 1 0"/>
+                  <v:f eqn="sum 0 0 @1"/>
+                  <v:f eqn="prod @2 1 2"/>
+                  <v:f eqn="prod @3 21600 pixelWidth"/>
+                  <v:f eqn="prod @3 21600 pixelHeight"/>
+                  <v:f eqn="sum @0 0 1"/>
+                  <v:f eqn="prod @6 1 2"/>
+                  <v:f eqn="prod @7 21600 pixelWidth"/>
+                  <v:f eqn="sum @8 21600 0"/>
+                  <v:f eqn="prod @7 21600 pixelHeight"/>
+                  <v:f eqn="sum @10 21600 0"/>
+                </v:formulas>
+                <v:path o:extrusionok="f" gradientshapeok="t" o:connecttype="rect"/>
+                <o:lock v:ext="edit" aspectratio="t"/>
+              </v:shapetype>
+              <v:shape id="_x0000_i21" o:spid="_x0000_s21" type="#_x0000_t75" style="width:540.00pt;height:172.70pt;mso-wrap-distance-left:0.00pt;mso-wrap-distance-top:0.00pt;mso-wrap-distance-right:0.00pt;mso-wrap-distance-bottom:0.00pt;z-index:1;" stroked="false">
+                <v:imagedata r:id="rId31" o:title=""/>
+                <o:lock v:ext="edit" rotation="t"/>
+              </v:shape>
+            </w:pict>
+          </mc:Fallback>
+        </mc:AlternateContent>
+      </w:r>
+      <w:r>
+        <w:rPr>
+          <w:highlight w:val="none"/>
+        </w:rPr>
+      </w:r>
+    </w:p>
+    <w:p>
+      <w:pPr>
+        <w:pBdr/>
+        <w:spacing/>
+        <w:ind/>
+        <w:rPr>
+          <w:highlight w:val="none"/>
+        </w:rPr>
+      </w:pPr>
+      <w:r>
+        <w:rPr>
+          <w:highlight w:val="none"/>
+        </w:rPr>
+        <w:t xml:space="preserve">The client program creates a UDP docket using </w:t>
+      </w:r>
+      <w:r>
+        <w:rPr>
+          <w:highlight w:val="none"/>
+        </w:rPr>
+      </w:r>
+      <w:r>
+        <w:rPr>
+          <w:highlight w:val="none"/>
+        </w:rPr>
+        <w:t xml:space="preserve">SOCK_DGRAM</w:t>
+      </w:r>
+      <w:r>
+        <w:rPr>
+          <w:highlight w:val="none"/>
+        </w:rPr>
+        <w:t xml:space="preserve">, then reads the message entered by the user as a string and converts it to bytes using the .encode() method to send it through the socket using sendto(). After that, it waits for the server to respond using recvfrom().</w:t>
+      </w:r>
+      <w:r>
+        <w:rPr>
+          <w:highlight w:val="none"/>
+        </w:rPr>
+      </w:r>
+    </w:p>
+    <w:p>
+      <w:pPr>
+        <w:pBdr/>
+        <w:spacing/>
+        <w:ind/>
+        <w:rPr>
+          <w:highlight w:val="none"/>
+        </w:rPr>
+      </w:pPr>
+      <w:r>
+        <w:rPr>
+          <w:highlight w:val="none"/>
+        </w:rPr>
+      </w:r>
+      <w:r>
+        <w:rPr>
+          <w:highlight w:val="none"/>
+        </w:rPr>
+        <w:t xml:space="preserve">The server program creates a UDP socket using SOCK_DGRAM, then binds the socket to port 11500 and waits for a message from the client using recvfrom(). After that, it decodes the received bytes back into a string, counts the number of characters, converts t</w:t>
+      </w:r>
+      <w:r>
+        <w:rPr>
+          <w:highlight w:val="none"/>
+        </w:rPr>
+        <w:t xml:space="preserve">he message to uppercase and sends the response back to the client using sendto().</w:t>
+      </w:r>
+      <w:r>
+        <w:rPr>
+          <w:highlight w:val="none"/>
+        </w:rPr>
+      </w:r>
+      <w:r>
+        <w:rPr>
+          <w:highlight w:val="none"/>
+        </w:rPr>
+      </w:r>
+    </w:p>
+    <w:p>
+      <w:pPr>
+        <w:pBdr/>
+        <w:spacing/>
+        <w:ind/>
+        <w:rPr>
+          <w:highlight w:val="none"/>
+        </w:rPr>
+      </w:pPr>
+      <w:r>
+        <w:rPr>
+          <w:highlight w:val="none"/>
+        </w:rPr>
+      </w:r>
+      <w:r>
+        <w:rPr>
+          <w:highlight w:val="none"/>
+        </w:rPr>
+      </w:r>
+      <w:r>
+        <w:rPr>
+          <w:highlight w:val="none"/>
+        </w:rPr>
+        <w:t xml:space="preserve">The client uses an ephemeral port for communication</w:t>
+      </w:r>
+      <w:r>
+        <w:rPr>
+          <w:highlight w:val="none"/>
+        </w:rPr>
+        <w:t xml:space="preserve">. This is selected and assigned automatically by the operating system when the UDP socket is created.</w:t>
+      </w:r>
+      <w:r>
+        <w:rPr>
+          <w:highlight w:val="none"/>
+        </w:rPr>
+      </w:r>
+    </w:p>
+    <w:p>
+      <w:pPr>
+        <w:pStyle w:val="836"/>
+        <w:pBdr/>
+        <w:spacing/>
+        <w:ind/>
+        <w:rPr/>
+      </w:pPr>
+      <w:r>
+        <w:t xml:space="preserve">Week 5 – Activity 1</w:t>
+      </w:r>
       <w:r/>
       <w:r/>
     </w:p>
@@ -3333,6 +3583,10 @@
         <w:ind/>
         <w:rPr/>
       </w:pPr>
+      <w:r>
+        <w:t xml:space="preserve">Source</w:t>
+      </w:r>
+      <w:r/>
       <w:r/>
       <w:r/>
       <w:r/>
@@ -3346,7 +3600,6 @@
       </w:pPr>
       <w:r/>
       <w:r/>
-      <w:r/>
     </w:p>
     <w:p>
       <w:pPr>
@@ -3355,7 +3608,6 @@
         <w:ind/>
         <w:rPr/>
       </w:pPr>
-      <w:r/>
       <w:r/>
       <w:r/>
     </w:p>
@@ -3368,7 +3620,6 @@
       </w:pPr>
       <w:r/>
       <w:r/>
-      <w:r/>
     </w:p>
     <w:p>
       <w:pPr>
@@ -3377,7 +3628,6 @@
         <w:ind/>
         <w:rPr/>
       </w:pPr>
-      <w:r/>
       <w:r/>
       <w:r/>
     </w:p>
@@ -3390,7 +3640,6 @@
       </w:pPr>
       <w:r/>
       <w:r/>
-      <w:r/>
     </w:p>
     <w:p>
       <w:pPr>
@@ -3399,7 +3648,6 @@
         <w:ind/>
         <w:rPr/>
       </w:pPr>
-      <w:r/>
       <w:r/>
       <w:r/>
     </w:p>
@@ -3412,7 +3660,6 @@
       </w:pPr>
       <w:r/>
       <w:r/>
-      <w:r/>
     </w:p>
     <w:p>
       <w:pPr>
@@ -3421,7 +3668,6 @@
         <w:ind/>
         <w:rPr/>
       </w:pPr>
-      <w:r/>
       <w:r/>
       <w:r/>
     </w:p>
@@ -3485,6 +3731,11 @@
       </w:r>
       <w:r>
         <w:t xml:space="preserve">h, Chapter 3</w:t>
+      </w:r>
+      <w:r>
+        <w:rPr>
+          <w:highlight w:val="none"/>
+        </w:rPr>
       </w:r>
       <w:r>
         <w:rPr>
@@ -3515,7 +3766,7 @@
           <w:highlight w:val="none"/>
         </w:rPr>
       </w:r>
-      <w:hyperlink r:id="rId31" w:tooltip="https://ocw.mit.edu/courses/16-36-communication-systems-engineering-spring-2009/9b06e175ee2b383dc35490581a45267a_MIT16_36s09_lec18.pdf" w:history="1">
+      <w:hyperlink r:id="rId32" w:tooltip="https://ocw.mit.edu/courses/16-36-communication-systems-engineering-spring-2009/9b06e175ee2b383dc35490581a45267a_MIT16_36s09_lec18.pdf" w:history="1">
         <w:r>
           <w:rPr>
             <w:rStyle w:val="880"/>
@@ -3553,7 +3804,7 @@
       <w:r>
         <w:t xml:space="preserve">3: </w:t>
       </w:r>
-      <w:hyperlink r:id="rId32" w:tooltip="https://en.wikipedia.org/wiki/User_Datagram_Protocol" w:history="1">
+      <w:hyperlink r:id="rId33" w:tooltip="https://en.wikipedia.org/wiki/User_Datagram_Protocol" w:history="1">
         <w:r>
           <w:rPr>
             <w:rStyle w:val="880"/>

--- a/sit202_networking/task51p/Activities.docx
+++ b/sit202_networking/task51p/Activities.docx
@@ -3578,13 +3578,538 @@
     </w:p>
     <w:p>
       <w:pPr>
+        <w:pStyle w:val="839"/>
         <w:pBdr/>
         <w:spacing/>
         <w:ind/>
         <w:rPr/>
       </w:pPr>
       <w:r>
-        <w:t xml:space="preserve">Source</w:t>
+        <w:t xml:space="preserve">1</w:t>
+      </w:r>
+      <w:r>
+        <w:t xml:space="preserve">. Assume one of your group members sent you a message. However, you have never received it. What went wrong? How do you make sure that the message is properly received?</w:t>
+      </w:r>
+      <w:r/>
+      <w:r/>
+    </w:p>
+    <w:p>
+      <w:pPr>
+        <w:pBdr/>
+        <w:spacing/>
+        <w:ind/>
+        <w:rPr/>
+      </w:pPr>
+      <w:r>
+        <w:t xml:space="preserve">If the message was never received, the packet might have been lost somewhere during the transmission. I would use ACK and a timeout mechanism, where the receiver sends an </w:t>
+      </w:r>
+      <w:r>
+        <w:t xml:space="preserve">acknowledgment</w:t>
+      </w:r>
+      <w:r>
+        <w:t xml:space="preserve"> after receiving the message, and if the sender does not get that ACK within that timeout window, it retransmits the message. This is basically the Stop and Wait ARQ mechanism</w:t>
+      </w:r>
+      <w:r>
+        <w:rPr>
+          <w:vertAlign w:val="superscript"/>
+        </w:rPr>
+        <w:t xml:space="preserve">[4]</w:t>
+      </w:r>
+      <w:r>
+        <w:t xml:space="preserve">. </w:t>
+      </w:r>
+      <w:r/>
+    </w:p>
+    <w:p>
+      <w:pPr>
+        <w:pStyle w:val="839"/>
+        <w:pBdr/>
+        <w:spacing/>
+        <w:ind/>
+        <w:rPr/>
+      </w:pPr>
+      <w:r>
+        <w:t xml:space="preserve">2. </w:t>
+      </w:r>
+      <w:r>
+        <w:t xml:space="preserve">Assume you are trying to access a web page containing an image. Now, your job is to make sure that you get the image properly. The image cannot be received in one packet, and it will be broken down to 10 packets.</w:t>
+      </w:r>
+      <w:r/>
+      <w:r/>
+    </w:p>
+    <w:p>
+      <w:pPr>
+        <w:pBdr/>
+        <w:spacing/>
+        <w:ind/>
+        <w:rPr/>
+      </w:pPr>
+      <w:r>
+        <w:t xml:space="preserve">As the image is broken down into 10 packets, I would give each packet a sequence number from 1 to 10. This allows the client to identify the missing packets, detect duplicates and place everything back in the correct order before rebuilding  the image. These are standardized concepts in reliable data transfer and is called sequencing and reassembly.</w:t>
+      </w:r>
+      <w:r/>
+    </w:p>
+    <w:p>
+      <w:pPr>
+        <w:pStyle w:val="839"/>
+        <w:pBdr/>
+        <w:spacing/>
+        <w:ind/>
+        <w:rPr/>
+      </w:pPr>
+      <w:r>
+        <w:t xml:space="preserve">3. </w:t>
+      </w:r>
+      <w:r>
+        <w:t xml:space="preserve">Partner up with one of your group members and develop a transport layer protocol to guarantee that the image is properly received by the client. One can act as the server where the webpage/image is stored and the other can act as the client who wants to rec</w:t>
+      </w:r>
+      <w:r>
+        <w:t xml:space="preserve">eive the image (this means your group has 2 pairs of server-client networks).</w:t>
+      </w:r>
+      <w:r/>
+      <w:r/>
+    </w:p>
+    <w:p>
+      <w:pPr>
+        <w:pBdr/>
+        <w:spacing/>
+        <w:ind/>
+        <w:rPr/>
+      </w:pPr>
+      <w:r>
+        <w:t xml:space="preserve">I would develop a simple reliable ARQ (</w:t>
+      </w:r>
+      <w:r>
+        <w:t xml:space="preserve">Automatic Repeat reQuest</w:t>
+      </w:r>
+      <w:r>
+        <w:rPr>
+          <w:vertAlign w:val="superscript"/>
+        </w:rPr>
+        <w:t xml:space="preserve">[5]</w:t>
+      </w:r>
+      <w:r>
+        <w:t xml:space="preserve">) based transport protocol between the server and the client. It would use sequence numbers, </w:t>
+      </w:r>
+      <w:r>
+        <w:t xml:space="preserve">acknowledgements</w:t>
+      </w:r>
+      <w:r>
+        <w:t xml:space="preserve">, error detection and </w:t>
+      </w:r>
+      <w:r>
+        <w:t xml:space="preserve">retransmission</w:t>
+      </w:r>
+      <w:r>
+        <w:t xml:space="preserve"> to ensure that all the parts of this image are received correctly. </w:t>
+      </w:r>
+      <w:r/>
+    </w:p>
+    <w:p>
+      <w:pPr>
+        <w:pStyle w:val="839"/>
+        <w:pBdr/>
+        <w:spacing/>
+        <w:ind/>
+        <w:rPr/>
+      </w:pPr>
+      <w:r>
+        <w:t xml:space="preserve">4. </w:t>
+      </w:r>
+      <w:r>
+        <w:t xml:space="preserve">Write down protocol that you would use, including the communication between the client and server and all the messages that you are passing.</w:t>
+      </w:r>
+      <w:r/>
+      <w:r/>
+    </w:p>
+    <w:p>
+      <w:pPr>
+        <w:pBdr/>
+        <w:spacing/>
+        <w:ind/>
+        <w:rPr/>
+      </w:pPr>
+      <w:r>
+        <w:t xml:space="preserve">The server would send Packet 1, and once the client receives and verifies it, the client sends back ACK 1. The server then continues with the next packet. If an ACK is not received within the timeout window, the packet is sent again. This continues until all 10 packets have been acknowledged. This again is basically just </w:t>
+      </w:r>
+      <w:r>
+        <w:t xml:space="preserve">Stop and Wait ARQ</w:t>
+      </w:r>
+      <w:r>
+        <w:t xml:space="preserve">.</w:t>
+      </w:r>
+      <w:r/>
+    </w:p>
+    <w:p>
+      <w:pPr>
+        <w:pStyle w:val="839"/>
+        <w:pBdr/>
+        <w:spacing/>
+        <w:ind/>
+        <w:rPr/>
+      </w:pPr>
+      <w:r>
+        <w:t xml:space="preserve">5. </w:t>
+      </w:r>
+      <w:r/>
+      <w:r>
+        <w:t xml:space="preserve">How do you guarantee that your protocol does the job as you expected?</w:t>
+      </w:r>
+      <w:r/>
+      <w:r/>
+    </w:p>
+    <w:p>
+      <w:pPr>
+        <w:pBdr/>
+        <w:spacing/>
+        <w:ind/>
+        <w:rPr/>
+      </w:pPr>
+      <w:r/>
+      <w:r>
+        <w:t xml:space="preserve">I would use checksums to detect corrupted packets, </w:t>
+      </w:r>
+      <w:r>
+        <w:t xml:space="preserve">sequence numbers to identify missing or duplicated packets</w:t>
+      </w:r>
+      <w:r>
+        <w:t xml:space="preserve">, and ACKs with </w:t>
+      </w:r>
+      <w:r>
+        <w:t xml:space="preserve">retransmission to recover from packet loss</w:t>
+      </w:r>
+      <w:r>
+        <w:t xml:space="preserve">.The client will only rebuild the image after all 10 packets have been </w:t>
+      </w:r>
+      <w:r>
+        <w:t xml:space="preserve">received correctly. These are basically some of the main ARQ components: </w:t>
+      </w:r>
+      <w:r/>
+      <w:r>
+        <w:t xml:space="preserve">error detection, receiver feedback and retransmission</w:t>
+      </w:r>
+      <w:r>
+        <w:t xml:space="preserve">.</w:t>
+      </w:r>
+      <w:r/>
+    </w:p>
+    <w:p>
+      <w:pPr>
+        <w:pStyle w:val="839"/>
+        <w:pBdr/>
+        <w:spacing/>
+        <w:ind/>
+        <w:rPr/>
+      </w:pPr>
+      <w:r>
+        <w:t xml:space="preserve">6. </w:t>
+      </w:r>
+      <w:r>
+        <w:t xml:space="preserve">Once you have finalized your protocol, check how other group members developed their protocols.</w:t>
+      </w:r>
+      <w:r/>
+      <w:r/>
+      <w:r/>
+    </w:p>
+    <w:p>
+      <w:pPr>
+        <w:pBdr/>
+        <w:spacing/>
+        <w:ind/>
+        <w:rPr/>
+      </w:pPr>
+      <w:r>
+        <w:t xml:space="preserve">I would compare our protocol with the other group members and mainly look at how their protocols handle packet loss, </w:t>
+      </w:r>
+      <w:r>
+        <w:t xml:space="preserve">corrupted packets, acknowledgements, ordering and retransmissions</w:t>
+      </w:r>
+      <w:r>
+        <w:t xml:space="preserve">. These would be the primary factors that determines how different/unique our answers are. But again, I’m doing this by myself.</w:t>
+      </w:r>
+      <w:r/>
+    </w:p>
+    <w:p>
+      <w:pPr>
+        <w:pStyle w:val="839"/>
+        <w:pBdr/>
+        <w:spacing/>
+        <w:ind/>
+        <w:rPr/>
+      </w:pPr>
+      <w:r>
+        <w:t xml:space="preserve">7. </w:t>
+      </w:r>
+      <w:r>
+        <w:t xml:space="preserve">With your group, discuss whether your protocol valid when you need to access a large file that might be broken down into 1000 packets. If not, what are the changes you would like to make in your protocol?</w:t>
+      </w:r>
+      <w:r/>
+      <w:r/>
+    </w:p>
+    <w:p>
+      <w:pPr>
+        <w:pBdr/>
+        <w:spacing/>
+        <w:ind/>
+        <w:rPr/>
+      </w:pPr>
+      <w:r/>
+      <w:r>
+        <w:t xml:space="preserve">The same protocol could technically work for 100 packets. However, </w:t>
+      </w:r>
+      <w:r>
+        <w:t xml:space="preserve">sending one packet and then waiting for one ACK every time (for each packet sent) would be very slow and inefficient</w:t>
+      </w:r>
+      <w:r/>
+      <w:r>
+        <w:t xml:space="preserve">. I would change it to a sliding window protocol like </w:t>
+      </w:r>
+      <w:r>
+        <w:t xml:space="preserve">Selective Repeat</w:t>
+      </w:r>
+      <w:r>
+        <w:t xml:space="preserve">. So, multiple packets can be sent before waiting for ACKs and only the actual missing packets need to be </w:t>
+      </w:r>
+      <w:r>
+        <w:t xml:space="preserve">retransmitted. This is basically the </w:t>
+      </w:r>
+      <w:r>
+        <w:t xml:space="preserve">Selective Repeat ARQ</w:t>
+      </w:r>
+      <w:r>
+        <w:rPr>
+          <w:vertAlign w:val="superscript"/>
+        </w:rPr>
+        <w:t xml:space="preserve">[6]</w:t>
+      </w:r>
+      <w:r>
+        <w:t xml:space="preserve">. </w:t>
+      </w:r>
+      <w:r/>
+      <w:r/>
+    </w:p>
+    <w:p>
+      <w:pPr>
+        <w:pStyle w:val="836"/>
+        <w:pBdr/>
+        <w:spacing/>
+        <w:ind/>
+        <w:rPr/>
+      </w:pPr>
+      <w:r>
+        <w:t xml:space="preserve">Week 5 – Activity 2</w:t>
+      </w:r>
+      <w:r/>
+      <w:r/>
+    </w:p>
+    <w:p>
+      <w:pPr>
+        <w:pStyle w:val="839"/>
+        <w:pBdr/>
+        <w:spacing/>
+        <w:ind/>
+        <w:rPr/>
+      </w:pPr>
+      <w:r>
+        <w:rPr>
+          <w:highlight w:val="none"/>
+        </w:rPr>
+        <w:t xml:space="preserve">Now you are familiar with Wireshark. Therefore, you should be able to analyze protocols and packets with less instructions provided. Today, you are going to analyze TCP.</w:t>
+      </w:r>
+      <w:r/>
+      <w:r>
+        <w:rPr>
+          <w:highlight w:val="none"/>
+        </w:rPr>
+      </w:r>
+      <w:r/>
+      <w:r>
+        <w:rPr>
+          <w:highlight w:val="none"/>
+        </w:rPr>
+      </w:r>
+      <w:r>
+        <w:rPr>
+          <w:highlight w:val="none"/>
+        </w:rPr>
+      </w:r>
+      <w:r>
+        <w:rPr>
+          <w:highlight w:val="none"/>
+        </w:rPr>
+      </w:r>
+      <w:r>
+        <w:rPr>
+          <w:highlight w:val="none"/>
+        </w:rPr>
+      </w:r>
+    </w:p>
+    <w:p>
+      <w:pPr>
+        <w:pStyle w:val="839"/>
+        <w:pBdr/>
+        <w:spacing/>
+        <w:ind/>
+        <w:rPr>
+          <w:highlight w:val="none"/>
+        </w:rPr>
+      </w:pPr>
+      <w:r>
+        <w:t xml:space="preserve">1</w:t>
+      </w:r>
+      <w:r>
+        <w:t xml:space="preserve">. </w:t>
+      </w:r>
+      <w:r>
+        <w:t xml:space="preserve">You can analyze the TCP three-way handshake in Wireshark packet capture. Analyze the order of segments sent/received by two end systems to establish a TCP connection.</w:t>
+      </w:r>
+      <w:r/>
+      <w:r/>
+      <w:r/>
+    </w:p>
+    <w:p>
+      <w:pPr>
+        <w:pStyle w:val="839"/>
+        <w:pBdr/>
+        <w:spacing/>
+        <w:ind/>
+        <w:rPr>
+          <w:highlight w:val="none"/>
+        </w:rPr>
+      </w:pPr>
+      <w:r>
+        <w:t xml:space="preserve">2. </w:t>
+      </w:r>
+      <w:r>
+        <w:t xml:space="preserve">Analyze the segment headers used, their purpose and sizes.</w:t>
+      </w:r>
+      <w:r/>
+      <w:r/>
+    </w:p>
+    <w:p>
+      <w:pPr>
+        <w:pStyle w:val="839"/>
+        <w:pBdr/>
+        <w:spacing/>
+        <w:ind/>
+        <w:rPr/>
+      </w:pPr>
+      <w:r>
+        <w:rPr>
+          <w:highlight w:val="none"/>
+        </w:rPr>
+        <w:t xml:space="preserve">3. </w:t>
+      </w:r>
+      <w:r>
+        <w:rPr>
+          <w:highlight w:val="none"/>
+        </w:rPr>
+      </w:r>
+      <w:r>
+        <w:rPr>
+          <w:highlight w:val="none"/>
+        </w:rPr>
+        <w:t xml:space="preserve">Make sure you take the screenshots of TCP segments that will be used for your task submissions.</w:t>
+      </w:r>
+      <w:r>
+        <w:rPr>
+          <w:highlight w:val="none"/>
+        </w:rPr>
+      </w:r>
+      <w:r>
+        <w:rPr>
+          <w:highlight w:val="none"/>
+        </w:rPr>
+      </w:r>
+    </w:p>
+    <w:p>
+      <w:pPr>
+        <w:pBdr/>
+        <w:spacing/>
+        <w:ind/>
+        <w:rPr/>
+      </w:pPr>
+      <w:r>
+        <w:t xml:space="preserve">Below are some screenshots of what I believe is relevant here.</w:t>
+      </w:r>
+      <w:r/>
+    </w:p>
+    <w:p>
+      <w:pPr>
+        <w:pBdr/>
+        <w:spacing/>
+        <w:ind/>
+        <w:rPr/>
+      </w:pPr>
+      <w:r/>
+      <w:r>
+        <mc:AlternateContent>
+          <mc:Choice Requires="wpg">
+            <w:drawing>
+              <wp:inline xmlns:wp="http://schemas.openxmlformats.org/drawingml/2006/wordprocessingDrawing" distT="0" distB="0" distL="0" distR="0">
+                <wp:extent cx="6858000" cy="636092"/>
+                <wp:effectExtent l="0" t="0" r="0" b="0"/>
+                <wp:docPr id="23" name=""/>
+                <wp:cNvGraphicFramePr>
+                  <a:graphicFrameLocks xmlns:a="http://schemas.openxmlformats.org/drawingml/2006/main" noChangeAspect="1"/>
+                </wp:cNvGraphicFramePr>
+                <a:graphic xmlns:a="http://schemas.openxmlformats.org/drawingml/2006/main">
+                  <a:graphicData uri="http://schemas.openxmlformats.org/drawingml/2006/picture">
+                    <pic:pic xmlns:pic="http://schemas.openxmlformats.org/drawingml/2006/picture">
+                      <pic:nvPicPr>
+                        <pic:cNvPr id="1446516815" name=""/>
+                        <pic:cNvPicPr>
+                          <a:picLocks noChangeAspect="1"/>
+                        </pic:cNvPicPr>
+                        <pic:nvPr/>
+                      </pic:nvPicPr>
+                      <pic:blipFill rotWithShape="1">
+                        <a:blip r:embed="rId32"/>
+                        <a:stretch/>
+                      </pic:blipFill>
+                      <pic:spPr bwMode="auto">
+                        <a:xfrm>
+                          <a:off x="0" y="0"/>
+                          <a:ext cx="6858000" cy="636091"/>
+                        </a:xfrm>
+                        <a:prstGeom prst="rect">
+                          <a:avLst/>
+                        </a:prstGeom>
+                      </pic:spPr>
+                    </pic:pic>
+                  </a:graphicData>
+                </a:graphic>
+              </wp:inline>
+            </w:drawing>
+          </mc:Choice>
+          <mc:Fallback>
+            <w:pict>
+              <v:shapetype id="_x0000_t75" coordsize="21600,21600" o:spt="75" o:preferrelative="t" path="m@4@5l@4@11@9@11@9@5xe" filled="f" stroked="f">
+                <v:stroke joinstyle="miter"/>
+                <v:formulas>
+                  <v:f eqn="if lineDrawn pixelLineWidth 0"/>
+                  <v:f eqn="sum @0 1 0"/>
+                  <v:f eqn="sum 0 0 @1"/>
+                  <v:f eqn="prod @2 1 2"/>
+                  <v:f eqn="prod @3 21600 pixelWidth"/>
+                  <v:f eqn="prod @3 21600 pixelHeight"/>
+                  <v:f eqn="sum @0 0 1"/>
+                  <v:f eqn="prod @6 1 2"/>
+                  <v:f eqn="prod @7 21600 pixelWidth"/>
+                  <v:f eqn="sum @8 21600 0"/>
+                  <v:f eqn="prod @7 21600 pixelHeight"/>
+                  <v:f eqn="sum @10 21600 0"/>
+                </v:formulas>
+                <v:path o:extrusionok="f" gradientshapeok="t" o:connecttype="rect"/>
+                <o:lock v:ext="edit" aspectratio="t"/>
+              </v:shapetype>
+              <v:shape id="_x0000_i22" o:spid="_x0000_s22" type="#_x0000_t75" style="width:540.00pt;height:50.09pt;mso-wrap-distance-left:0.00pt;mso-wrap-distance-top:0.00pt;mso-wrap-distance-right:0.00pt;mso-wrap-distance-bottom:0.00pt;z-index:1;" stroked="false">
+                <v:imagedata r:id="rId32" o:title=""/>
+                <o:lock v:ext="edit" rotation="t"/>
+              </v:shape>
+            </w:pict>
+          </mc:Fallback>
+        </mc:AlternateContent>
       </w:r>
       <w:r/>
       <w:r/>
@@ -3600,6 +4125,7 @@
       </w:pPr>
       <w:r/>
       <w:r/>
+      <w:r/>
     </w:p>
     <w:p>
       <w:pPr>
@@ -3608,6 +4134,7 @@
         <w:ind/>
         <w:rPr/>
       </w:pPr>
+      <w:r/>
       <w:r/>
       <w:r/>
     </w:p>
@@ -3620,14 +4147,30 @@
       </w:pPr>
       <w:r/>
       <w:r/>
+      <w:r/>
     </w:p>
     <w:p>
       <w:pPr>
         <w:pBdr/>
         <w:spacing/>
         <w:ind/>
+        <w:jc w:val="center"/>
         <w:rPr/>
       </w:pPr>
+      <w:r/>
+      <w:r>
+        <w:t xml:space="preserve">—&gt; Next Page</w:t>
+      </w:r>
+      <w:r/>
+    </w:p>
+    <w:p>
+      <w:pPr>
+        <w:pBdr/>
+        <w:spacing/>
+        <w:ind/>
+        <w:rPr/>
+      </w:pPr>
+      <w:r/>
       <w:r/>
       <w:r/>
     </w:p>
@@ -3640,6 +4183,7 @@
       </w:pPr>
       <w:r/>
       <w:r/>
+      <w:r/>
     </w:p>
     <w:p>
       <w:pPr>
@@ -3648,6 +4192,77 @@
         <w:ind/>
         <w:rPr/>
       </w:pPr>
+      <w:r/>
+      <w:r/>
+      <w:r>
+        <mc:AlternateContent>
+          <mc:Choice Requires="wpg">
+            <w:drawing>
+              <wp:inline xmlns:wp="http://schemas.openxmlformats.org/drawingml/2006/wordprocessingDrawing" distT="0" distB="0" distL="0" distR="0">
+                <wp:extent cx="6858000" cy="4304090"/>
+                <wp:effectExtent l="0" t="0" r="0" b="0"/>
+                <wp:docPr id="24" name=""/>
+                <wp:cNvGraphicFramePr>
+                  <a:graphicFrameLocks xmlns:a="http://schemas.openxmlformats.org/drawingml/2006/main" noChangeAspect="1"/>
+                </wp:cNvGraphicFramePr>
+                <a:graphic xmlns:a="http://schemas.openxmlformats.org/drawingml/2006/main">
+                  <a:graphicData uri="http://schemas.openxmlformats.org/drawingml/2006/picture">
+                    <pic:pic xmlns:pic="http://schemas.openxmlformats.org/drawingml/2006/picture">
+                      <pic:nvPicPr>
+                        <pic:cNvPr id="1592931160" name=""/>
+                        <pic:cNvPicPr>
+                          <a:picLocks noChangeAspect="1"/>
+                        </pic:cNvPicPr>
+                        <pic:nvPr/>
+                      </pic:nvPicPr>
+                      <pic:blipFill rotWithShape="1">
+                        <a:blip r:embed="rId33"/>
+                        <a:stretch/>
+                      </pic:blipFill>
+                      <pic:spPr bwMode="auto">
+                        <a:xfrm>
+                          <a:off x="0" y="0"/>
+                          <a:ext cx="6858000" cy="4304089"/>
+                        </a:xfrm>
+                        <a:prstGeom prst="rect">
+                          <a:avLst/>
+                        </a:prstGeom>
+                      </pic:spPr>
+                    </pic:pic>
+                  </a:graphicData>
+                </a:graphic>
+              </wp:inline>
+            </w:drawing>
+          </mc:Choice>
+          <mc:Fallback>
+            <w:pict>
+              <v:shapetype id="_x0000_t75" coordsize="21600,21600" o:spt="75" o:preferrelative="t" path="m@4@5l@4@11@9@11@9@5xe" filled="f" stroked="f">
+                <v:stroke joinstyle="miter"/>
+                <v:formulas>
+                  <v:f eqn="if lineDrawn pixelLineWidth 0"/>
+                  <v:f eqn="sum @0 1 0"/>
+                  <v:f eqn="sum 0 0 @1"/>
+                  <v:f eqn="prod @2 1 2"/>
+                  <v:f eqn="prod @3 21600 pixelWidth"/>
+                  <v:f eqn="prod @3 21600 pixelHeight"/>
+                  <v:f eqn="sum @0 0 1"/>
+                  <v:f eqn="prod @6 1 2"/>
+                  <v:f eqn="prod @7 21600 pixelWidth"/>
+                  <v:f eqn="sum @8 21600 0"/>
+                  <v:f eqn="prod @7 21600 pixelHeight"/>
+                  <v:f eqn="sum @10 21600 0"/>
+                </v:formulas>
+                <v:path o:extrusionok="f" gradientshapeok="t" o:connecttype="rect"/>
+                <o:lock v:ext="edit" aspectratio="t"/>
+              </v:shapetype>
+              <v:shape id="_x0000_i23" o:spid="_x0000_s23" type="#_x0000_t75" style="width:540.00pt;height:338.90pt;mso-wrap-distance-left:0.00pt;mso-wrap-distance-top:0.00pt;mso-wrap-distance-right:0.00pt;mso-wrap-distance-bottom:0.00pt;z-index:1;" stroked="false">
+                <v:imagedata r:id="rId33" o:title=""/>
+                <o:lock v:ext="edit" rotation="t"/>
+              </v:shape>
+            </w:pict>
+          </mc:Fallback>
+        </mc:AlternateContent>
+      </w:r>
       <w:r/>
       <w:r/>
     </w:p>
@@ -3660,14 +4275,75 @@
       </w:pPr>
       <w:r/>
       <w:r/>
-    </w:p>
-    <w:p>
-      <w:pPr>
-        <w:pBdr/>
-        <w:spacing/>
-        <w:ind/>
-        <w:rPr/>
-      </w:pPr>
+      <w:r>
+        <mc:AlternateContent>
+          <mc:Choice Requires="wpg">
+            <w:drawing>
+              <wp:inline xmlns:wp="http://schemas.openxmlformats.org/drawingml/2006/wordprocessingDrawing" distT="0" distB="0" distL="0" distR="0">
+                <wp:extent cx="6858000" cy="4127370"/>
+                <wp:effectExtent l="0" t="0" r="0" b="0"/>
+                <wp:docPr id="25" name=""/>
+                <wp:cNvGraphicFramePr>
+                  <a:graphicFrameLocks xmlns:a="http://schemas.openxmlformats.org/drawingml/2006/main" noChangeAspect="1"/>
+                </wp:cNvGraphicFramePr>
+                <a:graphic xmlns:a="http://schemas.openxmlformats.org/drawingml/2006/main">
+                  <a:graphicData uri="http://schemas.openxmlformats.org/drawingml/2006/picture">
+                    <pic:pic xmlns:pic="http://schemas.openxmlformats.org/drawingml/2006/picture">
+                      <pic:nvPicPr>
+                        <pic:cNvPr id="1529321219" name=""/>
+                        <pic:cNvPicPr>
+                          <a:picLocks noChangeAspect="1"/>
+                        </pic:cNvPicPr>
+                        <pic:nvPr/>
+                      </pic:nvPicPr>
+                      <pic:blipFill rotWithShape="1">
+                        <a:blip r:embed="rId34"/>
+                        <a:stretch/>
+                      </pic:blipFill>
+                      <pic:spPr bwMode="auto">
+                        <a:xfrm>
+                          <a:off x="0" y="0"/>
+                          <a:ext cx="6858000" cy="4127370"/>
+                        </a:xfrm>
+                        <a:prstGeom prst="rect">
+                          <a:avLst/>
+                        </a:prstGeom>
+                      </pic:spPr>
+                    </pic:pic>
+                  </a:graphicData>
+                </a:graphic>
+              </wp:inline>
+            </w:drawing>
+          </mc:Choice>
+          <mc:Fallback>
+            <w:pict>
+              <v:shapetype id="_x0000_t75" coordsize="21600,21600" o:spt="75" o:preferrelative="t" path="m@4@5l@4@11@9@11@9@5xe" filled="f" stroked="f">
+                <v:stroke joinstyle="miter"/>
+                <v:formulas>
+                  <v:f eqn="if lineDrawn pixelLineWidth 0"/>
+                  <v:f eqn="sum @0 1 0"/>
+                  <v:f eqn="sum 0 0 @1"/>
+                  <v:f eqn="prod @2 1 2"/>
+                  <v:f eqn="prod @3 21600 pixelWidth"/>
+                  <v:f eqn="prod @3 21600 pixelHeight"/>
+                  <v:f eqn="sum @0 0 1"/>
+                  <v:f eqn="prod @6 1 2"/>
+                  <v:f eqn="prod @7 21600 pixelWidth"/>
+                  <v:f eqn="sum @8 21600 0"/>
+                  <v:f eqn="prod @7 21600 pixelHeight"/>
+                  <v:f eqn="sum @10 21600 0"/>
+                </v:formulas>
+                <v:path o:extrusionok="f" gradientshapeok="t" o:connecttype="rect"/>
+                <o:lock v:ext="edit" aspectratio="t"/>
+              </v:shapetype>
+              <v:shape id="_x0000_i24" o:spid="_x0000_s24" type="#_x0000_t75" style="width:540.00pt;height:324.99pt;mso-wrap-distance-left:0.00pt;mso-wrap-distance-top:0.00pt;mso-wrap-distance-right:0.00pt;mso-wrap-distance-bottom:0.00pt;z-index:1;" stroked="false">
+                <v:imagedata r:id="rId34" o:title=""/>
+                <o:lock v:ext="edit" rotation="t"/>
+              </v:shape>
+            </w:pict>
+          </mc:Fallback>
+        </mc:AlternateContent>
+      </w:r>
       <w:r/>
       <w:r/>
     </w:p>
@@ -3680,6 +4356,7 @@
       </w:pPr>
       <w:r/>
       <w:r/>
+      <w:r/>
     </w:p>
     <w:p>
       <w:pPr>
@@ -3688,6 +4365,77 @@
         <w:ind/>
         <w:rPr/>
       </w:pPr>
+      <w:r/>
+      <w:r/>
+      <w:r>
+        <mc:AlternateContent>
+          <mc:Choice Requires="wpg">
+            <w:drawing>
+              <wp:inline xmlns:wp="http://schemas.openxmlformats.org/drawingml/2006/wordprocessingDrawing" distT="0" distB="0" distL="0" distR="0">
+                <wp:extent cx="6858000" cy="4458425"/>
+                <wp:effectExtent l="0" t="0" r="0" b="0"/>
+                <wp:docPr id="26" name=""/>
+                <wp:cNvGraphicFramePr>
+                  <a:graphicFrameLocks xmlns:a="http://schemas.openxmlformats.org/drawingml/2006/main" noChangeAspect="1"/>
+                </wp:cNvGraphicFramePr>
+                <a:graphic xmlns:a="http://schemas.openxmlformats.org/drawingml/2006/main">
+                  <a:graphicData uri="http://schemas.openxmlformats.org/drawingml/2006/picture">
+                    <pic:pic xmlns:pic="http://schemas.openxmlformats.org/drawingml/2006/picture">
+                      <pic:nvPicPr>
+                        <pic:cNvPr id="409067085" name=""/>
+                        <pic:cNvPicPr>
+                          <a:picLocks noChangeAspect="1"/>
+                        </pic:cNvPicPr>
+                        <pic:nvPr/>
+                      </pic:nvPicPr>
+                      <pic:blipFill rotWithShape="1">
+                        <a:blip r:embed="rId35"/>
+                        <a:stretch/>
+                      </pic:blipFill>
+                      <pic:spPr bwMode="auto">
+                        <a:xfrm>
+                          <a:off x="0" y="0"/>
+                          <a:ext cx="6858000" cy="4458424"/>
+                        </a:xfrm>
+                        <a:prstGeom prst="rect">
+                          <a:avLst/>
+                        </a:prstGeom>
+                      </pic:spPr>
+                    </pic:pic>
+                  </a:graphicData>
+                </a:graphic>
+              </wp:inline>
+            </w:drawing>
+          </mc:Choice>
+          <mc:Fallback>
+            <w:pict>
+              <v:shapetype id="_x0000_t75" coordsize="21600,21600" o:spt="75" o:preferrelative="t" path="m@4@5l@4@11@9@11@9@5xe" filled="f" stroked="f">
+                <v:stroke joinstyle="miter"/>
+                <v:formulas>
+                  <v:f eqn="if lineDrawn pixelLineWidth 0"/>
+                  <v:f eqn="sum @0 1 0"/>
+                  <v:f eqn="sum 0 0 @1"/>
+                  <v:f eqn="prod @2 1 2"/>
+                  <v:f eqn="prod @3 21600 pixelWidth"/>
+                  <v:f eqn="prod @3 21600 pixelHeight"/>
+                  <v:f eqn="sum @0 0 1"/>
+                  <v:f eqn="prod @6 1 2"/>
+                  <v:f eqn="prod @7 21600 pixelWidth"/>
+                  <v:f eqn="sum @8 21600 0"/>
+                  <v:f eqn="prod @7 21600 pixelHeight"/>
+                  <v:f eqn="sum @10 21600 0"/>
+                </v:formulas>
+                <v:path o:extrusionok="f" gradientshapeok="t" o:connecttype="rect"/>
+                <o:lock v:ext="edit" aspectratio="t"/>
+              </v:shapetype>
+              <v:shape id="_x0000_i25" o:spid="_x0000_s25" type="#_x0000_t75" style="width:540.00pt;height:351.06pt;mso-wrap-distance-left:0.00pt;mso-wrap-distance-top:0.00pt;mso-wrap-distance-right:0.00pt;mso-wrap-distance-bottom:0.00pt;z-index:1;" stroked="false">
+                <v:imagedata r:id="rId35" o:title=""/>
+                <o:lock v:ext="edit" rotation="t"/>
+              </v:shape>
+            </w:pict>
+          </mc:Fallback>
+        </mc:AlternateContent>
+      </w:r>
       <w:r/>
       <w:r/>
     </w:p>
@@ -3700,6 +4448,1102 @@
       </w:pPr>
       <w:r/>
       <w:r/>
+      <w:r>
+        <mc:AlternateContent>
+          <mc:Choice Requires="wpg">
+            <w:drawing>
+              <wp:inline xmlns:wp="http://schemas.openxmlformats.org/drawingml/2006/wordprocessingDrawing" distT="0" distB="0" distL="0" distR="0">
+                <wp:extent cx="6858000" cy="4218462"/>
+                <wp:effectExtent l="0" t="0" r="0" b="0"/>
+                <wp:docPr id="27" name=""/>
+                <wp:cNvGraphicFramePr>
+                  <a:graphicFrameLocks xmlns:a="http://schemas.openxmlformats.org/drawingml/2006/main" noChangeAspect="1"/>
+                </wp:cNvGraphicFramePr>
+                <a:graphic xmlns:a="http://schemas.openxmlformats.org/drawingml/2006/main">
+                  <a:graphicData uri="http://schemas.openxmlformats.org/drawingml/2006/picture">
+                    <pic:pic xmlns:pic="http://schemas.openxmlformats.org/drawingml/2006/picture">
+                      <pic:nvPicPr>
+                        <pic:cNvPr id="35605329" name=""/>
+                        <pic:cNvPicPr>
+                          <a:picLocks noChangeAspect="1"/>
+                        </pic:cNvPicPr>
+                        <pic:nvPr/>
+                      </pic:nvPicPr>
+                      <pic:blipFill rotWithShape="1">
+                        <a:blip r:embed="rId36"/>
+                        <a:stretch/>
+                      </pic:blipFill>
+                      <pic:spPr bwMode="auto">
+                        <a:xfrm>
+                          <a:off x="0" y="0"/>
+                          <a:ext cx="6858000" cy="4218461"/>
+                        </a:xfrm>
+                        <a:prstGeom prst="rect">
+                          <a:avLst/>
+                        </a:prstGeom>
+                      </pic:spPr>
+                    </pic:pic>
+                  </a:graphicData>
+                </a:graphic>
+              </wp:inline>
+            </w:drawing>
+          </mc:Choice>
+          <mc:Fallback>
+            <w:pict>
+              <v:shapetype id="_x0000_t75" coordsize="21600,21600" o:spt="75" o:preferrelative="t" path="m@4@5l@4@11@9@11@9@5xe" filled="f" stroked="f">
+                <v:stroke joinstyle="miter"/>
+                <v:formulas>
+                  <v:f eqn="if lineDrawn pixelLineWidth 0"/>
+                  <v:f eqn="sum @0 1 0"/>
+                  <v:f eqn="sum 0 0 @1"/>
+                  <v:f eqn="prod @2 1 2"/>
+                  <v:f eqn="prod @3 21600 pixelWidth"/>
+                  <v:f eqn="prod @3 21600 pixelHeight"/>
+                  <v:f eqn="sum @0 0 1"/>
+                  <v:f eqn="prod @6 1 2"/>
+                  <v:f eqn="prod @7 21600 pixelWidth"/>
+                  <v:f eqn="sum @8 21600 0"/>
+                  <v:f eqn="prod @7 21600 pixelHeight"/>
+                  <v:f eqn="sum @10 21600 0"/>
+                </v:formulas>
+                <v:path o:extrusionok="f" gradientshapeok="t" o:connecttype="rect"/>
+                <o:lock v:ext="edit" aspectratio="t"/>
+              </v:shapetype>
+              <v:shape id="_x0000_i26" o:spid="_x0000_s26" type="#_x0000_t75" style="width:540.00pt;height:332.16pt;mso-wrap-distance-left:0.00pt;mso-wrap-distance-top:0.00pt;mso-wrap-distance-right:0.00pt;mso-wrap-distance-bottom:0.00pt;z-index:1;" stroked="false">
+                <v:imagedata r:id="rId36" o:title=""/>
+                <o:lock v:ext="edit" rotation="t"/>
+              </v:shape>
+            </w:pict>
+          </mc:Fallback>
+        </mc:AlternateContent>
+      </w:r>
+      <w:r/>
+      <w:r/>
+    </w:p>
+    <w:p>
+      <w:pPr>
+        <w:pBdr/>
+        <w:spacing/>
+        <w:ind/>
+        <w:rPr/>
+      </w:pPr>
+      <w:r/>
+      <w:r/>
+      <w:r/>
+    </w:p>
+    <w:p>
+      <w:pPr>
+        <w:pBdr/>
+        <w:spacing/>
+        <w:ind/>
+        <w:rPr>
+          <w:highlight w:val="none"/>
+        </w:rPr>
+      </w:pPr>
+      <w:r/>
+      <w:r>
+        <w:t xml:space="preserve">The three main packets used in the TCP handshake were:</w:t>
+      </w:r>
+      <w:r/>
+    </w:p>
+    <w:p>
+      <w:pPr>
+        <w:pStyle w:val="898"/>
+        <w:numPr>
+          <w:ilvl w:val="0"/>
+          <w:numId w:val="5"/>
+        </w:numPr>
+        <w:pBdr/>
+        <w:spacing/>
+        <w:ind/>
+        <w:rPr/>
+      </w:pPr>
+      <w:r>
+        <w:rPr>
+          <w:highlight w:val="none"/>
+        </w:rPr>
+        <w:t xml:space="preserve">Packet 27 (SYN): </w:t>
+      </w:r>
+      <w:r>
+        <w:rPr>
+          <w:highlight w:val="none"/>
+        </w:rPr>
+        <w:t xml:space="preserve">192.168.8.136:43980 —&gt; 104.20.23.154:443</w:t>
+      </w:r>
+      <w:r>
+        <w:rPr>
+          <w:highlight w:val="none"/>
+        </w:rPr>
+      </w:r>
+      <w:r/>
+    </w:p>
+    <w:p>
+      <w:pPr>
+        <w:pStyle w:val="898"/>
+        <w:numPr>
+          <w:ilvl w:val="1"/>
+          <w:numId w:val="5"/>
+        </w:numPr>
+        <w:pBdr/>
+        <w:spacing/>
+        <w:ind/>
+        <w:rPr/>
+      </w:pPr>
+      <w:r>
+        <w:rPr>
+          <w:highlight w:val="none"/>
+        </w:rPr>
+        <w:t xml:space="preserve">TCP header: 40 bytes</w:t>
+      </w:r>
+      <w:r/>
+    </w:p>
+    <w:p>
+      <w:pPr>
+        <w:pStyle w:val="898"/>
+        <w:numPr>
+          <w:ilvl w:val="1"/>
+          <w:numId w:val="5"/>
+        </w:numPr>
+        <w:pBdr/>
+        <w:spacing/>
+        <w:ind/>
+        <w:rPr/>
+      </w:pPr>
+      <w:r>
+        <w:rPr>
+          <w:highlight w:val="none"/>
+        </w:rPr>
+      </w:r>
+      <w:r>
+        <w:rPr>
+          <w:highlight w:val="none"/>
+        </w:rPr>
+      </w:r>
+      <w:r>
+        <w:rPr>
+          <w:highlight w:val="none"/>
+        </w:rPr>
+        <w:t xml:space="preserve">Raw Seq: 1622656220</w:t>
+      </w:r>
+      <w:r>
+        <w:rPr>
+          <w:highlight w:val="none"/>
+        </w:rPr>
+      </w:r>
+      <w:r/>
+    </w:p>
+    <w:p>
+      <w:pPr>
+        <w:pStyle w:val="898"/>
+        <w:numPr>
+          <w:ilvl w:val="1"/>
+          <w:numId w:val="5"/>
+        </w:numPr>
+        <w:pBdr/>
+        <w:spacing/>
+        <w:ind/>
+        <w:rPr/>
+      </w:pPr>
+      <w:r>
+        <w:rPr>
+          <w:highlight w:val="none"/>
+        </w:rPr>
+      </w:r>
+      <w:r>
+        <w:rPr>
+          <w:highlight w:val="none"/>
+        </w:rPr>
+      </w:r>
+      <w:r>
+        <w:rPr>
+          <w:highlight w:val="none"/>
+        </w:rPr>
+        <w:t xml:space="preserve">Flags: SYN</w:t>
+      </w:r>
+      <w:r>
+        <w:rPr>
+          <w:highlight w:val="none"/>
+        </w:rPr>
+      </w:r>
+      <w:r/>
+    </w:p>
+    <w:p>
+      <w:pPr>
+        <w:pStyle w:val="898"/>
+        <w:numPr>
+          <w:ilvl w:val="1"/>
+          <w:numId w:val="5"/>
+        </w:numPr>
+        <w:pBdr/>
+        <w:spacing/>
+        <w:ind/>
+        <w:rPr/>
+      </w:pPr>
+      <w:r>
+        <w:rPr>
+          <w:highlight w:val="none"/>
+        </w:rPr>
+      </w:r>
+      <w:r>
+        <w:rPr>
+          <w:highlight w:val="none"/>
+        </w:rPr>
+      </w:r>
+      <w:r>
+        <w:rPr>
+          <w:highlight w:val="none"/>
+        </w:rPr>
+        <w:t xml:space="preserve">MSS: 1460</w:t>
+      </w:r>
+      <w:r>
+        <w:rPr>
+          <w:highlight w:val="none"/>
+        </w:rPr>
+      </w:r>
+      <w:r/>
+    </w:p>
+    <w:p>
+      <w:pPr>
+        <w:pStyle w:val="898"/>
+        <w:numPr>
+          <w:ilvl w:val="1"/>
+          <w:numId w:val="5"/>
+        </w:numPr>
+        <w:pBdr/>
+        <w:spacing/>
+        <w:ind/>
+        <w:rPr/>
+      </w:pPr>
+      <w:r>
+        <w:rPr>
+          <w:highlight w:val="none"/>
+        </w:rPr>
+      </w:r>
+      <w:r>
+        <w:rPr>
+          <w:highlight w:val="none"/>
+        </w:rPr>
+        <w:t xml:space="preserve">Window: 64240</w:t>
+      </w:r>
+      <w:r>
+        <w:rPr>
+          <w:highlight w:val="none"/>
+        </w:rPr>
+      </w:r>
+      <w:r/>
+    </w:p>
+    <w:p>
+      <w:pPr>
+        <w:pStyle w:val="898"/>
+        <w:numPr>
+          <w:ilvl w:val="0"/>
+          <w:numId w:val="5"/>
+        </w:numPr>
+        <w:pBdr/>
+        <w:spacing/>
+        <w:ind/>
+        <w:rPr/>
+      </w:pPr>
+      <w:r>
+        <w:rPr>
+          <w:highlight w:val="none"/>
+        </w:rPr>
+      </w:r>
+      <w:r>
+        <w:rPr>
+          <w:highlight w:val="none"/>
+        </w:rPr>
+      </w:r>
+      <w:r>
+        <w:rPr>
+          <w:highlight w:val="none"/>
+        </w:rPr>
+        <w:t xml:space="preserve">Packet 32</w:t>
+      </w:r>
+      <w:r>
+        <w:rPr>
+          <w:highlight w:val="none"/>
+        </w:rPr>
+        <w:t xml:space="preserve"> (SYN/ACK)</w:t>
+      </w:r>
+      <w:r>
+        <w:t xml:space="preserve">: </w:t>
+      </w:r>
+      <w:r>
+        <w:t xml:space="preserve">104.20.23.154:443 —&gt; 192.168.8.136:43980</w:t>
+      </w:r>
+      <w:r/>
+      <w:r/>
+    </w:p>
+    <w:p>
+      <w:pPr>
+        <w:pStyle w:val="898"/>
+        <w:numPr>
+          <w:ilvl w:val="1"/>
+          <w:numId w:val="5"/>
+        </w:numPr>
+        <w:pBdr/>
+        <w:spacing/>
+        <w:ind/>
+        <w:rPr/>
+      </w:pPr>
+      <w:r>
+        <w:rPr>
+          <w:highlight w:val="none"/>
+        </w:rPr>
+      </w:r>
+      <w:r>
+        <w:rPr>
+          <w:highlight w:val="none"/>
+        </w:rPr>
+      </w:r>
+      <w:r>
+        <w:rPr>
+          <w:highlight w:val="none"/>
+        </w:rPr>
+        <w:t xml:space="preserve">TCP header: 40 bytes</w:t>
+      </w:r>
+      <w:r>
+        <w:rPr>
+          <w:highlight w:val="none"/>
+        </w:rPr>
+      </w:r>
+      <w:r/>
+    </w:p>
+    <w:p>
+      <w:pPr>
+        <w:pStyle w:val="898"/>
+        <w:numPr>
+          <w:ilvl w:val="1"/>
+          <w:numId w:val="5"/>
+        </w:numPr>
+        <w:pBdr/>
+        <w:spacing/>
+        <w:ind/>
+        <w:rPr/>
+      </w:pPr>
+      <w:r>
+        <w:rPr>
+          <w:highlight w:val="none"/>
+        </w:rPr>
+      </w:r>
+      <w:r>
+        <w:rPr>
+          <w:highlight w:val="none"/>
+        </w:rPr>
+      </w:r>
+      <w:r>
+        <w:rPr>
+          <w:highlight w:val="none"/>
+        </w:rPr>
+        <w:t xml:space="preserve">Raw Seq: 2899414957</w:t>
+      </w:r>
+      <w:r>
+        <w:rPr>
+          <w:highlight w:val="none"/>
+        </w:rPr>
+      </w:r>
+      <w:r/>
+    </w:p>
+    <w:p>
+      <w:pPr>
+        <w:pStyle w:val="898"/>
+        <w:numPr>
+          <w:ilvl w:val="1"/>
+          <w:numId w:val="5"/>
+        </w:numPr>
+        <w:pBdr/>
+        <w:spacing/>
+        <w:ind/>
+        <w:rPr/>
+      </w:pPr>
+      <w:r>
+        <w:rPr>
+          <w:highlight w:val="none"/>
+        </w:rPr>
+      </w:r>
+      <w:r>
+        <w:rPr>
+          <w:highlight w:val="none"/>
+        </w:rPr>
+      </w:r>
+      <w:r>
+        <w:rPr>
+          <w:highlight w:val="none"/>
+        </w:rPr>
+        <w:t xml:space="preserve">Raw ACK: 1622656221</w:t>
+      </w:r>
+      <w:r>
+        <w:rPr>
+          <w:highlight w:val="none"/>
+        </w:rPr>
+      </w:r>
+      <w:r/>
+    </w:p>
+    <w:p>
+      <w:pPr>
+        <w:pStyle w:val="898"/>
+        <w:numPr>
+          <w:ilvl w:val="1"/>
+          <w:numId w:val="5"/>
+        </w:numPr>
+        <w:pBdr/>
+        <w:spacing/>
+        <w:ind/>
+        <w:rPr/>
+      </w:pPr>
+      <w:r>
+        <w:rPr>
+          <w:highlight w:val="none"/>
+        </w:rPr>
+      </w:r>
+      <w:r>
+        <w:rPr>
+          <w:highlight w:val="none"/>
+        </w:rPr>
+      </w:r>
+      <w:r>
+        <w:rPr>
+          <w:highlight w:val="none"/>
+        </w:rPr>
+        <w:t xml:space="preserve">Flags: SYN, ACK</w:t>
+      </w:r>
+      <w:r>
+        <w:rPr>
+          <w:highlight w:val="none"/>
+        </w:rPr>
+      </w:r>
+      <w:r/>
+    </w:p>
+    <w:p>
+      <w:pPr>
+        <w:pStyle w:val="898"/>
+        <w:numPr>
+          <w:ilvl w:val="1"/>
+          <w:numId w:val="5"/>
+        </w:numPr>
+        <w:pBdr/>
+        <w:spacing/>
+        <w:ind/>
+        <w:rPr/>
+      </w:pPr>
+      <w:r>
+        <w:rPr>
+          <w:highlight w:val="none"/>
+        </w:rPr>
+      </w:r>
+      <w:r>
+        <w:rPr>
+          <w:highlight w:val="none"/>
+        </w:rPr>
+      </w:r>
+      <w:r>
+        <w:rPr>
+          <w:highlight w:val="none"/>
+        </w:rPr>
+        <w:t xml:space="preserve">MSS: 1400</w:t>
+      </w:r>
+      <w:r>
+        <w:rPr>
+          <w:highlight w:val="none"/>
+        </w:rPr>
+      </w:r>
+      <w:r/>
+    </w:p>
+    <w:p>
+      <w:pPr>
+        <w:pStyle w:val="898"/>
+        <w:numPr>
+          <w:ilvl w:val="1"/>
+          <w:numId w:val="5"/>
+        </w:numPr>
+        <w:pBdr/>
+        <w:spacing/>
+        <w:ind/>
+        <w:rPr/>
+      </w:pPr>
+      <w:r>
+        <w:rPr>
+          <w:highlight w:val="none"/>
+        </w:rPr>
+      </w:r>
+      <w:r>
+        <w:rPr>
+          <w:highlight w:val="none"/>
+        </w:rPr>
+      </w:r>
+      <w:r>
+        <w:rPr>
+          <w:highlight w:val="none"/>
+        </w:rPr>
+        <w:t xml:space="preserve">Window: 65535</w:t>
+      </w:r>
+      <w:r>
+        <w:rPr>
+          <w:highlight w:val="none"/>
+        </w:rPr>
+      </w:r>
+      <w:r/>
+    </w:p>
+    <w:p>
+      <w:pPr>
+        <w:pStyle w:val="898"/>
+        <w:numPr>
+          <w:ilvl w:val="0"/>
+          <w:numId w:val="5"/>
+        </w:numPr>
+        <w:pBdr/>
+        <w:spacing/>
+        <w:ind/>
+        <w:rPr/>
+      </w:pPr>
+      <w:r>
+        <w:rPr>
+          <w:highlight w:val="none"/>
+        </w:rPr>
+      </w:r>
+      <w:r>
+        <w:rPr>
+          <w:highlight w:val="none"/>
+        </w:rPr>
+      </w:r>
+      <w:r>
+        <w:rPr>
+          <w:highlight w:val="none"/>
+        </w:rPr>
+        <w:t xml:space="preserve">Packet 33</w:t>
+      </w:r>
+      <w:r>
+        <w:rPr>
+          <w:highlight w:val="none"/>
+        </w:rPr>
+        <w:t xml:space="preserve"> (ACK): </w:t>
+      </w:r>
+      <w:r>
+        <w:rPr>
+          <w:highlight w:val="none"/>
+        </w:rPr>
+        <w:t xml:space="preserve">192.168.8.136:43980 —&gt; 104.20.23.154:443</w:t>
+      </w:r>
+      <w:r>
+        <w:rPr>
+          <w:highlight w:val="none"/>
+        </w:rPr>
+      </w:r>
+      <w:r/>
+    </w:p>
+    <w:p>
+      <w:pPr>
+        <w:pStyle w:val="898"/>
+        <w:numPr>
+          <w:ilvl w:val="1"/>
+          <w:numId w:val="5"/>
+        </w:numPr>
+        <w:pBdr/>
+        <w:spacing/>
+        <w:ind/>
+        <w:rPr/>
+      </w:pPr>
+      <w:r>
+        <w:rPr>
+          <w:highlight w:val="none"/>
+        </w:rPr>
+      </w:r>
+      <w:r>
+        <w:rPr>
+          <w:highlight w:val="none"/>
+        </w:rPr>
+      </w:r>
+      <w:r>
+        <w:rPr>
+          <w:highlight w:val="none"/>
+        </w:rPr>
+        <w:t xml:space="preserve">TCP header: 32 bytes</w:t>
+      </w:r>
+      <w:r>
+        <w:rPr>
+          <w:highlight w:val="none"/>
+        </w:rPr>
+      </w:r>
+      <w:r/>
+    </w:p>
+    <w:p>
+      <w:pPr>
+        <w:pStyle w:val="898"/>
+        <w:numPr>
+          <w:ilvl w:val="1"/>
+          <w:numId w:val="5"/>
+        </w:numPr>
+        <w:pBdr/>
+        <w:spacing/>
+        <w:ind/>
+        <w:rPr/>
+      </w:pPr>
+      <w:r>
+        <w:rPr>
+          <w:highlight w:val="none"/>
+        </w:rPr>
+      </w:r>
+      <w:r>
+        <w:rPr>
+          <w:highlight w:val="none"/>
+        </w:rPr>
+      </w:r>
+      <w:r>
+        <w:rPr>
+          <w:highlight w:val="none"/>
+        </w:rPr>
+        <w:t xml:space="preserve">Raw Seq: 1622656221</w:t>
+      </w:r>
+      <w:r>
+        <w:rPr>
+          <w:highlight w:val="none"/>
+        </w:rPr>
+      </w:r>
+      <w:r/>
+    </w:p>
+    <w:p>
+      <w:pPr>
+        <w:pStyle w:val="898"/>
+        <w:numPr>
+          <w:ilvl w:val="1"/>
+          <w:numId w:val="5"/>
+        </w:numPr>
+        <w:pBdr/>
+        <w:spacing/>
+        <w:ind/>
+        <w:rPr/>
+      </w:pPr>
+      <w:r>
+        <w:rPr>
+          <w:highlight w:val="none"/>
+        </w:rPr>
+      </w:r>
+      <w:r>
+        <w:rPr>
+          <w:highlight w:val="none"/>
+        </w:rPr>
+      </w:r>
+      <w:r>
+        <w:rPr>
+          <w:highlight w:val="none"/>
+        </w:rPr>
+        <w:t xml:space="preserve">Raw ACK: 2899414958</w:t>
+      </w:r>
+      <w:r>
+        <w:rPr>
+          <w:highlight w:val="none"/>
+        </w:rPr>
+      </w:r>
+      <w:r/>
+    </w:p>
+    <w:p>
+      <w:pPr>
+        <w:pStyle w:val="898"/>
+        <w:numPr>
+          <w:ilvl w:val="1"/>
+          <w:numId w:val="5"/>
+        </w:numPr>
+        <w:pBdr/>
+        <w:spacing/>
+        <w:ind/>
+        <w:rPr/>
+      </w:pPr>
+      <w:r>
+        <w:rPr>
+          <w:highlight w:val="none"/>
+        </w:rPr>
+      </w:r>
+      <w:r>
+        <w:rPr>
+          <w:highlight w:val="none"/>
+        </w:rPr>
+      </w:r>
+      <w:r>
+        <w:rPr>
+          <w:highlight w:val="none"/>
+        </w:rPr>
+        <w:t xml:space="preserve">Flags: ACK</w:t>
+      </w:r>
+      <w:r>
+        <w:rPr>
+          <w:highlight w:val="none"/>
+        </w:rPr>
+      </w:r>
+      <w:r/>
+    </w:p>
+    <w:p>
+      <w:pPr>
+        <w:pBdr/>
+        <w:spacing/>
+        <w:ind w:firstLine="0" w:left="0"/>
+        <w:rPr/>
+      </w:pPr>
+      <w:r>
+        <w:rPr>
+          <w:highlight w:val="none"/>
+        </w:rPr>
+        <w:t xml:space="preserve">We also have</w:t>
+      </w:r>
+      <w:r>
+        <w:rPr>
+          <w:highlight w:val="none"/>
+        </w:rPr>
+        <w:t xml:space="preserve"> Pakcet 34, which is the first actual data segment sent after the connection was established.</w:t>
+      </w:r>
+      <w:r>
+        <w:rPr>
+          <w:highlight w:val="none"/>
+        </w:rPr>
+      </w:r>
+    </w:p>
+    <w:p>
+      <w:pPr>
+        <w:pStyle w:val="898"/>
+        <w:numPr>
+          <w:ilvl w:val="0"/>
+          <w:numId w:val="5"/>
+        </w:numPr>
+        <w:pBdr/>
+        <w:spacing/>
+        <w:ind/>
+        <w:rPr/>
+      </w:pPr>
+      <w:r>
+        <w:rPr>
+          <w:highlight w:val="none"/>
+        </w:rPr>
+      </w:r>
+      <w:r>
+        <w:rPr>
+          <w:highlight w:val="none"/>
+        </w:rPr>
+        <w:t xml:space="preserve">Packet 34</w:t>
+      </w:r>
+      <w:r>
+        <w:rPr>
+          <w:highlight w:val="none"/>
+        </w:rPr>
+        <w:t xml:space="preserve"> (Data)</w:t>
+      </w:r>
+      <w:r/>
+    </w:p>
+    <w:p>
+      <w:pPr>
+        <w:pStyle w:val="898"/>
+        <w:numPr>
+          <w:ilvl w:val="1"/>
+          <w:numId w:val="5"/>
+        </w:numPr>
+        <w:pBdr/>
+        <w:spacing/>
+        <w:ind/>
+        <w:rPr/>
+      </w:pPr>
+      <w:r>
+        <w:rPr>
+          <w:highlight w:val="none"/>
+        </w:rPr>
+      </w:r>
+      <w:r>
+        <w:rPr>
+          <w:highlight w:val="none"/>
+        </w:rPr>
+      </w:r>
+      <w:r>
+        <w:rPr>
+          <w:highlight w:val="none"/>
+        </w:rPr>
+        <w:t xml:space="preserve">TCP header: 32 bytes</w:t>
+      </w:r>
+      <w:r>
+        <w:rPr>
+          <w:highlight w:val="none"/>
+        </w:rPr>
+      </w:r>
+      <w:r/>
+    </w:p>
+    <w:p>
+      <w:pPr>
+        <w:pStyle w:val="898"/>
+        <w:numPr>
+          <w:ilvl w:val="1"/>
+          <w:numId w:val="5"/>
+        </w:numPr>
+        <w:pBdr/>
+        <w:spacing/>
+        <w:ind/>
+        <w:rPr/>
+      </w:pPr>
+      <w:r>
+        <w:rPr>
+          <w:highlight w:val="none"/>
+        </w:rPr>
+      </w:r>
+      <w:r>
+        <w:rPr>
+          <w:highlight w:val="none"/>
+        </w:rPr>
+        <w:t xml:space="preserve">Payload: 1823 bytes</w:t>
+      </w:r>
+      <w:r>
+        <w:rPr>
+          <w:highlight w:val="none"/>
+        </w:rPr>
+      </w:r>
+      <w:r/>
+    </w:p>
+    <w:p>
+      <w:pPr>
+        <w:pStyle w:val="898"/>
+        <w:numPr>
+          <w:ilvl w:val="1"/>
+          <w:numId w:val="5"/>
+        </w:numPr>
+        <w:pBdr/>
+        <w:spacing/>
+        <w:ind/>
+        <w:rPr/>
+      </w:pPr>
+      <w:r>
+        <w:rPr>
+          <w:highlight w:val="none"/>
+        </w:rPr>
+      </w:r>
+      <w:r>
+        <w:rPr>
+          <w:highlight w:val="none"/>
+        </w:rPr>
+      </w:r>
+      <w:r>
+        <w:rPr>
+          <w:highlight w:val="none"/>
+        </w:rPr>
+        <w:t xml:space="preserve">Flags: PSH, ACK</w:t>
+      </w:r>
+      <w:r>
+        <w:rPr>
+          <w:highlight w:val="none"/>
+        </w:rPr>
+      </w:r>
+      <w:r>
+        <w:rPr>
+          <w:highlight w:val="none"/>
+        </w:rPr>
+      </w:r>
+    </w:p>
+    <w:p>
+      <w:pPr>
+        <w:pBdr/>
+        <w:spacing/>
+        <w:ind/>
+        <w:rPr/>
+      </w:pPr>
+      <w:r/>
+      <w:r>
+        <w:t xml:space="preserve">The communication happened between my local host, the client (</w:t>
+      </w:r>
+      <w:r>
+        <w:t xml:space="preserve">192.168.8.136</w:t>
+      </w:r>
+      <w:r>
+        <w:t xml:space="preserve">) and the server (</w:t>
+      </w:r>
+      <w:r>
+        <w:t xml:space="preserve">104.20.23.154</w:t>
+      </w:r>
+      <w:r>
+        <w:t xml:space="preserve">). </w:t>
+      </w:r>
+      <w:r>
+        <w:t xml:space="preserve">The client used the temporary TCP port 43980, which was automatically assigned by the operating system</w:t>
+      </w:r>
+      <w:r>
+        <w:t xml:space="preserve"> and the server used the port 443, which is the standard for HTTPS traffic.</w:t>
+      </w:r>
+      <w:r/>
+    </w:p>
+    <w:p>
+      <w:pPr>
+        <w:pBdr/>
+        <w:spacing/>
+        <w:ind/>
+        <w:rPr/>
+      </w:pPr>
+      <w:r/>
+      <w:r>
+        <w:t xml:space="preserve">Packet 34 is where actual application data starts being sent after the connection was established (after the three way handshake), with PSH, ACK set and </w:t>
+      </w:r>
+      <w:r>
+        <w:t xml:space="preserve">1823 bytes of TCP payload</w:t>
+      </w:r>
+      <w:r>
+        <w:t xml:space="preserve">. </w:t>
+      </w:r>
+      <w:r/>
+    </w:p>
+    <w:p>
+      <w:pPr>
+        <w:pBdr/>
+        <w:spacing/>
+        <w:ind/>
+        <w:rPr/>
+      </w:pPr>
+      <w:r/>
+      <w:r/>
+      <w:r/>
+    </w:p>
+    <w:p>
+      <w:pPr>
+        <w:pBdr/>
+        <w:spacing/>
+        <w:ind/>
+        <w:rPr/>
+      </w:pPr>
+      <w:r/>
+      <w:r/>
+      <w:r/>
+    </w:p>
+    <w:p>
+      <w:pPr>
+        <w:pBdr/>
+        <w:spacing/>
+        <w:ind/>
+        <w:rPr/>
+      </w:pPr>
+      <w:r/>
+      <w:r/>
+      <w:r/>
+    </w:p>
+    <w:p>
+      <w:pPr>
+        <w:pBdr/>
+        <w:spacing/>
+        <w:ind/>
+        <w:rPr/>
+      </w:pPr>
+      <w:r/>
+      <w:r/>
+      <w:r/>
+    </w:p>
+    <w:p>
+      <w:pPr>
+        <w:pBdr/>
+        <w:spacing/>
+        <w:ind/>
+        <w:rPr/>
+      </w:pPr>
+      <w:r/>
+      <w:r/>
+      <w:r/>
+    </w:p>
+    <w:p>
+      <w:pPr>
+        <w:pBdr/>
+        <w:spacing/>
+        <w:ind/>
+        <w:rPr/>
+      </w:pPr>
+      <w:r/>
+      <w:r/>
+      <w:r/>
+    </w:p>
+    <w:p>
+      <w:pPr>
+        <w:pBdr/>
+        <w:spacing/>
+        <w:ind/>
+        <w:rPr/>
+      </w:pPr>
+      <w:r/>
+      <w:r/>
+      <w:r/>
+    </w:p>
+    <w:p>
+      <w:pPr>
+        <w:pBdr/>
+        <w:spacing/>
+        <w:ind/>
+        <w:rPr/>
+      </w:pPr>
+      <w:r/>
+      <w:r/>
+      <w:r/>
+    </w:p>
+    <w:p>
+      <w:pPr>
+        <w:pBdr/>
+        <w:spacing/>
+        <w:ind/>
+        <w:rPr/>
+      </w:pPr>
+      <w:r/>
+      <w:r/>
+      <w:r/>
+    </w:p>
+    <w:p>
+      <w:pPr>
+        <w:pBdr/>
+        <w:spacing/>
+        <w:ind/>
+        <w:rPr/>
+      </w:pPr>
+      <w:r/>
+      <w:r/>
+      <w:r/>
+    </w:p>
+    <w:p>
+      <w:pPr>
+        <w:pBdr/>
+        <w:spacing/>
+        <w:ind/>
+        <w:rPr/>
+      </w:pPr>
+      <w:r/>
+      <w:r/>
+    </w:p>
+    <w:p>
+      <w:pPr>
+        <w:pBdr/>
+        <w:spacing/>
+        <w:ind/>
+        <w:rPr/>
+      </w:pPr>
+      <w:r/>
+      <w:r/>
+      <w:r/>
+    </w:p>
+    <w:p>
+      <w:pPr>
+        <w:pBdr/>
+        <w:spacing/>
+        <w:ind/>
+        <w:rPr/>
+      </w:pPr>
+      <w:r/>
+      <w:r/>
+      <w:r/>
+    </w:p>
+    <w:p>
+      <w:pPr>
+        <w:pBdr/>
+        <w:spacing/>
+        <w:ind/>
+        <w:rPr/>
+      </w:pPr>
+      <w:r/>
+      <w:r/>
+      <w:r/>
+    </w:p>
+    <w:p>
+      <w:pPr>
+        <w:pBdr/>
+        <w:spacing/>
+        <w:ind/>
+        <w:rPr/>
+      </w:pPr>
+      <w:r/>
+      <w:r/>
     </w:p>
     <w:p>
       <w:pPr>
@@ -3766,7 +5610,7 @@
           <w:highlight w:val="none"/>
         </w:rPr>
       </w:r>
-      <w:hyperlink r:id="rId32" w:tooltip="https://ocw.mit.edu/courses/16-36-communication-systems-engineering-spring-2009/9b06e175ee2b383dc35490581a45267a_MIT16_36s09_lec18.pdf" w:history="1">
+      <w:hyperlink r:id="rId37" w:tooltip="https://ocw.mit.edu/courses/16-36-communication-systems-engineering-spring-2009/9b06e175ee2b383dc35490581a45267a_MIT16_36s09_lec18.pdf" w:history="1">
         <w:r>
           <w:rPr>
             <w:rStyle w:val="880"/>
@@ -3804,7 +5648,7 @@
       <w:r>
         <w:t xml:space="preserve">3: </w:t>
       </w:r>
-      <w:hyperlink r:id="rId33" w:tooltip="https://en.wikipedia.org/wiki/User_Datagram_Protocol" w:history="1">
+      <w:hyperlink r:id="rId38" w:tooltip="https://en.wikipedia.org/wiki/User_Datagram_Protocol" w:history="1">
         <w:r>
           <w:rPr>
             <w:rStyle w:val="880"/>
@@ -3829,7 +5673,26 @@
         <w:ind/>
         <w:rPr/>
       </w:pPr>
+      <w:r>
+        <w:t xml:space="preserve">4: </w:t>
+      </w:r>
       <w:r/>
+      <w:hyperlink r:id="rId39" w:tooltip="https://www.geeksforgeeks.org/computer-networks/stop-and-wait-arq/" w:history="1">
+        <w:r>
+          <w:rPr>
+            <w:rStyle w:val="880"/>
+          </w:rPr>
+          <w:t xml:space="preserve">https://www.geeksforgeeks.org/computer-networks/stop-and-wait-arq/</w:t>
+        </w:r>
+        <w:r>
+          <w:rPr>
+            <w:rStyle w:val="880"/>
+          </w:rPr>
+        </w:r>
+      </w:hyperlink>
+      <w:r>
+        <w:t xml:space="preserve"> </w:t>
+      </w:r>
       <w:r/>
     </w:p>
     <w:p>
@@ -3839,7 +5702,26 @@
         <w:ind/>
         <w:rPr/>
       </w:pPr>
+      <w:r>
+        <w:t xml:space="preserve">5: </w:t>
+      </w:r>
       <w:r/>
+      <w:hyperlink r:id="rId40" w:tooltip="https://www.geeksforgeeks.org/computer-networks/what-is-arq-automatic-repeat-request/" w:history="1">
+        <w:r>
+          <w:rPr>
+            <w:rStyle w:val="880"/>
+          </w:rPr>
+          <w:t xml:space="preserve">https://www.geeksforgeeks.org/computer-networks/what-is-arq-automatic-repeat-request/</w:t>
+        </w:r>
+        <w:r>
+          <w:rPr>
+            <w:rStyle w:val="880"/>
+          </w:rPr>
+        </w:r>
+      </w:hyperlink>
+      <w:r>
+        <w:t xml:space="preserve"> </w:t>
+      </w:r>
       <w:r/>
     </w:p>
     <w:p>
@@ -3849,7 +5731,26 @@
         <w:ind/>
         <w:rPr/>
       </w:pPr>
+      <w:r>
+        <w:t xml:space="preserve">6: </w:t>
+      </w:r>
       <w:r/>
+      <w:hyperlink r:id="rId41" w:tooltip="https://www.geeksforgeeks.org/computer-networks/sliding-window-protocol-set-3-selective-repeat/" w:history="1">
+        <w:r>
+          <w:rPr>
+            <w:rStyle w:val="880"/>
+          </w:rPr>
+          <w:t xml:space="preserve">https://www.geeksforgeeks.org/computer-networks/sliding-window-protocol-set-3-selective-repeat/</w:t>
+        </w:r>
+        <w:r>
+          <w:rPr>
+            <w:rStyle w:val="880"/>
+          </w:rPr>
+        </w:r>
+      </w:hyperlink>
+      <w:r>
+        <w:t xml:space="preserve"> </w:t>
+      </w:r>
       <w:r/>
     </w:p>
     <w:p>
@@ -4680,6 +6581,153 @@
       <w:suff w:val="tab"/>
     </w:lvl>
   </w:abstractNum>
+  <w:abstractNum w:abstractNumId="4">
+    <w:nsid w:val="6E43F0F1"/>
+    <w:lvl w:ilvl="0">
+      <w:isLgl w:val="false"/>
+      <w:lvlJc w:val="left"/>
+      <w:lvlText w:val="–"/>
+      <w:numFmt w:val="bullet"/>
+      <w:pPr>
+        <w:pBdr/>
+        <w:spacing/>
+        <w:ind w:hanging="360" w:left="709"/>
+      </w:pPr>
+      <w:rPr>
+        <w:rFonts w:hint="default" w:ascii="Arial" w:hAnsi="Arial" w:eastAsia="Arial" w:cs="Arial"/>
+      </w:rPr>
+      <w:start w:val="1"/>
+      <w:suff w:val="tab"/>
+    </w:lvl>
+    <w:lvl w:ilvl="1">
+      <w:isLgl w:val="false"/>
+      <w:lvlJc w:val="left"/>
+      <w:lvlText w:val="o"/>
+      <w:numFmt w:val="bullet"/>
+      <w:pPr>
+        <w:pBdr/>
+        <w:spacing/>
+        <w:ind w:hanging="360" w:left="1429"/>
+      </w:pPr>
+      <w:rPr>
+        <w:rFonts w:hint="default" w:ascii="Courier New" w:hAnsi="Courier New" w:eastAsia="Courier New" w:cs="Courier New"/>
+      </w:rPr>
+      <w:start w:val="1"/>
+      <w:suff w:val="tab"/>
+    </w:lvl>
+    <w:lvl w:ilvl="2">
+      <w:isLgl w:val="false"/>
+      <w:lvlJc w:val="left"/>
+      <w:lvlText w:val="§"/>
+      <w:numFmt w:val="bullet"/>
+      <w:pPr>
+        <w:pBdr/>
+        <w:spacing/>
+        <w:ind w:hanging="360" w:left="2149"/>
+      </w:pPr>
+      <w:rPr>
+        <w:rFonts w:hint="default" w:ascii="Wingdings" w:hAnsi="Wingdings" w:eastAsia="Wingdings" w:cs="Wingdings"/>
+      </w:rPr>
+      <w:start w:val="1"/>
+      <w:suff w:val="tab"/>
+    </w:lvl>
+    <w:lvl w:ilvl="3">
+      <w:isLgl w:val="false"/>
+      <w:lvlJc w:val="left"/>
+      <w:lvlText w:val="·"/>
+      <w:numFmt w:val="bullet"/>
+      <w:pPr>
+        <w:pBdr/>
+        <w:spacing/>
+        <w:ind w:hanging="360" w:left="2869"/>
+      </w:pPr>
+      <w:rPr>
+        <w:rFonts w:hint="default" w:ascii="Symbol" w:hAnsi="Symbol" w:eastAsia="Symbol" w:cs="Symbol"/>
+      </w:rPr>
+      <w:start w:val="1"/>
+      <w:suff w:val="tab"/>
+    </w:lvl>
+    <w:lvl w:ilvl="4">
+      <w:isLgl w:val="false"/>
+      <w:lvlJc w:val="left"/>
+      <w:lvlText w:val="o"/>
+      <w:numFmt w:val="bullet"/>
+      <w:pPr>
+        <w:pBdr/>
+        <w:spacing/>
+        <w:ind w:hanging="360" w:left="3589"/>
+      </w:pPr>
+      <w:rPr>
+        <w:rFonts w:hint="default" w:ascii="Courier New" w:hAnsi="Courier New" w:eastAsia="Courier New" w:cs="Courier New"/>
+      </w:rPr>
+      <w:start w:val="1"/>
+      <w:suff w:val="tab"/>
+    </w:lvl>
+    <w:lvl w:ilvl="5">
+      <w:isLgl w:val="false"/>
+      <w:lvlJc w:val="left"/>
+      <w:lvlText w:val="§"/>
+      <w:numFmt w:val="bullet"/>
+      <w:pPr>
+        <w:pBdr/>
+        <w:spacing/>
+        <w:ind w:hanging="360" w:left="4309"/>
+      </w:pPr>
+      <w:rPr>
+        <w:rFonts w:hint="default" w:ascii="Wingdings" w:hAnsi="Wingdings" w:eastAsia="Wingdings" w:cs="Wingdings"/>
+      </w:rPr>
+      <w:start w:val="1"/>
+      <w:suff w:val="tab"/>
+    </w:lvl>
+    <w:lvl w:ilvl="6">
+      <w:isLgl w:val="false"/>
+      <w:lvlJc w:val="left"/>
+      <w:lvlText w:val="·"/>
+      <w:numFmt w:val="bullet"/>
+      <w:pPr>
+        <w:pBdr/>
+        <w:spacing/>
+        <w:ind w:hanging="360" w:left="5029"/>
+      </w:pPr>
+      <w:rPr>
+        <w:rFonts w:hint="default" w:ascii="Symbol" w:hAnsi="Symbol" w:eastAsia="Symbol" w:cs="Symbol"/>
+      </w:rPr>
+      <w:start w:val="1"/>
+      <w:suff w:val="tab"/>
+    </w:lvl>
+    <w:lvl w:ilvl="7">
+      <w:isLgl w:val="false"/>
+      <w:lvlJc w:val="left"/>
+      <w:lvlText w:val="o"/>
+      <w:numFmt w:val="bullet"/>
+      <w:pPr>
+        <w:pBdr/>
+        <w:spacing/>
+        <w:ind w:hanging="360" w:left="5749"/>
+      </w:pPr>
+      <w:rPr>
+        <w:rFonts w:hint="default" w:ascii="Courier New" w:hAnsi="Courier New" w:eastAsia="Courier New" w:cs="Courier New"/>
+      </w:rPr>
+      <w:start w:val="1"/>
+      <w:suff w:val="tab"/>
+    </w:lvl>
+    <w:lvl w:ilvl="8">
+      <w:isLgl w:val="false"/>
+      <w:lvlJc w:val="left"/>
+      <w:lvlText w:val="§"/>
+      <w:numFmt w:val="bullet"/>
+      <w:pPr>
+        <w:pBdr/>
+        <w:spacing/>
+        <w:ind w:hanging="360" w:left="6469"/>
+      </w:pPr>
+      <w:rPr>
+        <w:rFonts w:hint="default" w:ascii="Wingdings" w:hAnsi="Wingdings" w:eastAsia="Wingdings" w:cs="Wingdings"/>
+      </w:rPr>
+      <w:start w:val="1"/>
+      <w:suff w:val="tab"/>
+    </w:lvl>
+  </w:abstractNum>
   <w:num w:numId="1">
     <w:abstractNumId w:val="0"/>
   </w:num>
@@ -4691,6 +6739,9 @@
   </w:num>
   <w:num w:numId="4">
     <w:abstractNumId w:val="3"/>
+  </w:num>
+  <w:num w:numId="5">
+    <w:abstractNumId w:val="4"/>
   </w:num>
 </w:numbering>
 </file>

--- a/sit202_networking/task51p/Activities.docx
+++ b/sit202_networking/task51p/Activities.docx
@@ -5387,11 +5387,375 @@
         <w:pBdr/>
         <w:spacing/>
         <w:ind/>
+        <w:rPr>
+          <w:highlight w:val="none"/>
+        </w:rPr>
+      </w:pPr>
+      <w:r/>
+      <w:r>
+        <w:t xml:space="preserve">The main TCP segment headers noticeable here are</w:t>
+      </w:r>
+      <w:r>
+        <w:rPr>
+          <w:vertAlign w:val="superscript"/>
+        </w:rPr>
+        <w:t xml:space="preserve">[7][8]</w:t>
+      </w:r>
+      <w:r>
+        <w:t xml:space="preserve">:</w:t>
+      </w:r>
+      <w:r/>
+    </w:p>
+    <w:p>
+      <w:pPr>
+        <w:pStyle w:val="898"/>
+        <w:numPr>
+          <w:ilvl w:val="0"/>
+          <w:numId w:val="6"/>
+        </w:numPr>
+        <w:pBdr/>
+        <w:spacing/>
+        <w:ind/>
         <w:rPr/>
       </w:pPr>
+      <w:r>
+        <w:rPr>
+          <w:highlight w:val="none"/>
+        </w:rPr>
+        <w:t xml:space="preserve">Source port: tells which application/socket is sending this segment. </w:t>
+      </w:r>
       <w:r/>
+    </w:p>
+    <w:p>
+      <w:pPr>
+        <w:pStyle w:val="898"/>
+        <w:numPr>
+          <w:ilvl w:val="0"/>
+          <w:numId w:val="6"/>
+        </w:numPr>
+        <w:pBdr/>
+        <w:spacing/>
+        <w:ind/>
+        <w:rPr/>
+      </w:pPr>
+      <w:r>
+        <w:rPr>
+          <w:highlight w:val="none"/>
+        </w:rPr>
+        <w:t xml:space="preserve">Destination port: </w:t>
+      </w:r>
+      <w:r>
+        <w:rPr>
+          <w:highlight w:val="none"/>
+        </w:rPr>
+        <w:t xml:space="preserve">tells which application/socket is receiving this segment</w:t>
+      </w:r>
+      <w:r>
+        <w:rPr>
+          <w:highlight w:val="none"/>
+        </w:rPr>
+        <w:t xml:space="preserve">.</w:t>
+      </w:r>
       <w:r/>
+    </w:p>
+    <w:p>
+      <w:pPr>
+        <w:pStyle w:val="898"/>
+        <w:numPr>
+          <w:ilvl w:val="0"/>
+          <w:numId w:val="6"/>
+        </w:numPr>
+        <w:pBdr/>
+        <w:spacing/>
+        <w:ind/>
+        <w:rPr/>
+      </w:pPr>
+      <w:r>
+        <w:rPr>
+          <w:highlight w:val="none"/>
+        </w:rPr>
+        <w:t xml:space="preserve">Sequence number: identifies the byte stream number of the first byte being sent in that segment. Note that this counts the bytes and not packets.</w:t>
+      </w:r>
       <w:r/>
+    </w:p>
+    <w:p>
+      <w:pPr>
+        <w:pStyle w:val="898"/>
+        <w:numPr>
+          <w:ilvl w:val="0"/>
+          <w:numId w:val="6"/>
+        </w:numPr>
+        <w:pBdr/>
+        <w:spacing/>
+        <w:ind/>
+        <w:rPr/>
+      </w:pPr>
+      <w:r>
+        <w:rPr>
+          <w:highlight w:val="none"/>
+        </w:rPr>
+        <w:t xml:space="preserve">Acknowledgment number: shows the sequence number of the next byte that the sender expects to receive from the other side.</w:t>
+      </w:r>
+      <w:r/>
+    </w:p>
+    <w:p>
+      <w:pPr>
+        <w:pStyle w:val="898"/>
+        <w:numPr>
+          <w:ilvl w:val="0"/>
+          <w:numId w:val="6"/>
+        </w:numPr>
+        <w:pBdr/>
+        <w:spacing/>
+        <w:ind/>
+        <w:rPr/>
+      </w:pPr>
+      <w:r>
+        <w:rPr>
+          <w:highlight w:val="none"/>
+        </w:rPr>
+        <w:t xml:space="preserve">Header length: shows the size of the TCP header. </w:t>
+      </w:r>
+      <w:r>
+        <w:rPr>
+          <w:highlight w:val="none"/>
+        </w:rPr>
+      </w:r>
+      <w:r>
+        <w:rPr>
+          <w:highlight w:val="none"/>
+        </w:rPr>
+        <w:t xml:space="preserve">SYN/SYN-ACK packets</w:t>
+      </w:r>
+      <w:r>
+        <w:rPr>
+          <w:highlight w:val="none"/>
+        </w:rPr>
+        <w:t xml:space="preserve"> use 40 bytes (as they contain more TCP options) and </w:t>
+      </w:r>
+      <w:r>
+        <w:rPr>
+          <w:highlight w:val="none"/>
+        </w:rPr>
+        <w:t xml:space="preserve">ACK/data packets</w:t>
+      </w:r>
+      <w:r>
+        <w:rPr>
+          <w:highlight w:val="none"/>
+        </w:rPr>
+        <w:t xml:space="preserve"> uses 32 bytes.</w:t>
+      </w:r>
+      <w:r/>
+    </w:p>
+    <w:p>
+      <w:pPr>
+        <w:pStyle w:val="898"/>
+        <w:numPr>
+          <w:ilvl w:val="0"/>
+          <w:numId w:val="6"/>
+        </w:numPr>
+        <w:pBdr/>
+        <w:spacing/>
+        <w:ind/>
+        <w:rPr>
+          <w:highlight w:val="none"/>
+        </w:rPr>
+      </w:pPr>
+      <w:r>
+        <w:rPr>
+          <w:highlight w:val="none"/>
+        </w:rPr>
+        <w:t xml:space="preserve">Flags: control how TCP handles the segment. </w:t>
+      </w:r>
+      <w:r/>
+    </w:p>
+    <w:p>
+      <w:pPr>
+        <w:pStyle w:val="898"/>
+        <w:numPr>
+          <w:ilvl w:val="1"/>
+          <w:numId w:val="6"/>
+        </w:numPr>
+        <w:pBdr/>
+        <w:spacing/>
+        <w:ind/>
+        <w:rPr/>
+      </w:pPr>
+      <w:r>
+        <w:rPr>
+          <w:highlight w:val="none"/>
+        </w:rPr>
+        <w:t xml:space="preserve">SYN is used to establish a connection</w:t>
+      </w:r>
+      <w:r>
+        <w:rPr>
+          <w:highlight w:val="none"/>
+        </w:rPr>
+      </w:r>
+      <w:r/>
+    </w:p>
+    <w:p>
+      <w:pPr>
+        <w:pStyle w:val="898"/>
+        <w:numPr>
+          <w:ilvl w:val="1"/>
+          <w:numId w:val="6"/>
+        </w:numPr>
+        <w:pBdr/>
+        <w:spacing/>
+        <w:ind/>
+        <w:rPr/>
+      </w:pPr>
+      <w:r>
+        <w:rPr>
+          <w:highlight w:val="none"/>
+        </w:rPr>
+        <w:t xml:space="preserve">ACK is used to indicate that the acknowledgment number is valid</w:t>
+      </w:r>
+      <w:r/>
+    </w:p>
+    <w:p>
+      <w:pPr>
+        <w:pStyle w:val="898"/>
+        <w:numPr>
+          <w:ilvl w:val="1"/>
+          <w:numId w:val="6"/>
+        </w:numPr>
+        <w:pBdr/>
+        <w:spacing/>
+        <w:ind/>
+        <w:rPr/>
+      </w:pPr>
+      <w:r>
+        <w:rPr>
+          <w:highlight w:val="none"/>
+        </w:rPr>
+        <w:t xml:space="preserve">PSH tells TCP to pass the received buffered data to the application without waiting for more data.</w:t>
+      </w:r>
+      <w:r>
+        <w:rPr>
+          <w:highlight w:val="none"/>
+        </w:rPr>
+      </w:r>
+      <w:r>
+        <w:rPr>
+          <w:highlight w:val="none"/>
+        </w:rPr>
+      </w:r>
+    </w:p>
+    <w:p>
+      <w:pPr>
+        <w:pStyle w:val="898"/>
+        <w:numPr>
+          <w:ilvl w:val="0"/>
+          <w:numId w:val="6"/>
+        </w:numPr>
+        <w:pBdr/>
+        <w:spacing/>
+        <w:ind/>
+        <w:rPr/>
+      </w:pPr>
+      <w:r>
+        <w:rPr>
+          <w:highlight w:val="none"/>
+        </w:rPr>
+        <w:t xml:space="preserve">Window Size: advertises how many more bytes the receiver is currently willing to accept. This is mainly used for flow control related features.</w:t>
+      </w:r>
+      <w:r/>
+    </w:p>
+    <w:p>
+      <w:pPr>
+        <w:pStyle w:val="898"/>
+        <w:numPr>
+          <w:ilvl w:val="0"/>
+          <w:numId w:val="6"/>
+        </w:numPr>
+        <w:pBdr/>
+        <w:spacing/>
+        <w:ind/>
+        <w:rPr/>
+      </w:pPr>
+      <w:r>
+        <w:rPr>
+          <w:highlight w:val="none"/>
+        </w:rPr>
+        <w:t xml:space="preserve">Checksum: is used for error detection</w:t>
+      </w:r>
+      <w:r/>
+    </w:p>
+    <w:p>
+      <w:pPr>
+        <w:pStyle w:val="898"/>
+        <w:numPr>
+          <w:ilvl w:val="0"/>
+          <w:numId w:val="6"/>
+        </w:numPr>
+        <w:pBdr/>
+        <w:spacing/>
+        <w:ind/>
+        <w:rPr/>
+      </w:pPr>
+      <w:r>
+        <w:rPr>
+          <w:highlight w:val="none"/>
+        </w:rPr>
+        <w:t xml:space="preserve">Urgent Pointer: is used with the URG flag to identify urgent data. In normal traffic, this is usually set to zero (0). When this is set (to 1), the it will be given a higher priority and will be processed by the receiving application immediately. </w:t>
+      </w:r>
+      <w:r>
+        <w:rPr>
+          <w:highlight w:val="none"/>
+        </w:rPr>
+      </w:r>
+      <w:r/>
+    </w:p>
+    <w:p>
+      <w:pPr>
+        <w:pStyle w:val="898"/>
+        <w:numPr>
+          <w:ilvl w:val="0"/>
+          <w:numId w:val="6"/>
+        </w:numPr>
+        <w:pBdr/>
+        <w:spacing/>
+        <w:ind/>
+        <w:rPr/>
+      </w:pPr>
+      <w:r>
+        <w:rPr>
+          <w:highlight w:val="none"/>
+        </w:rPr>
+        <w:t xml:space="preserve">TCP Options: extra parameters used by TCP, including MSS, SACK permitted, timestamps and window scaling. This is mainly why SYN packet headers are larger comparatively (40 vs 32).</w:t>
+      </w:r>
+      <w:r/>
+    </w:p>
+    <w:p>
+      <w:pPr>
+        <w:pStyle w:val="898"/>
+        <w:numPr>
+          <w:ilvl w:val="0"/>
+          <w:numId w:val="6"/>
+        </w:numPr>
+        <w:pBdr/>
+        <w:spacing/>
+        <w:ind/>
+        <w:rPr/>
+      </w:pPr>
+      <w:r>
+        <w:rPr>
+          <w:highlight w:val="none"/>
+        </w:rPr>
+        <w:t xml:space="preserve">Payload Data: is not a part of the header. This is what carries the actual data. This can bee seen in packet 34, which carries 1823 bytes of application data, containing the TLS ClientHello sent right after the TCP connection was established successfully. </w:t>
+      </w:r>
+      <w:r>
+        <w:rPr>
+          <w:highlight w:val="none"/>
+        </w:rPr>
+      </w:r>
+      <w:r>
+        <w:rPr>
+          <w:highlight w:val="none"/>
+        </w:rPr>
+      </w:r>
     </w:p>
     <w:p>
       <w:pPr>
@@ -5760,7 +6124,26 @@
         <w:ind/>
         <w:rPr/>
       </w:pPr>
+      <w:r>
+        <w:t xml:space="preserve">7: </w:t>
+      </w:r>
       <w:r/>
+      <w:hyperlink r:id="rId42" w:tooltip="https://www.rfc-editor.org/info/rfc9293/" w:history="1">
+        <w:r>
+          <w:rPr>
+            <w:rStyle w:val="880"/>
+          </w:rPr>
+          <w:t xml:space="preserve">https://www.rfc-editor.org/info/rfc9293/</w:t>
+        </w:r>
+        <w:r>
+          <w:rPr>
+            <w:rStyle w:val="880"/>
+          </w:rPr>
+        </w:r>
+      </w:hyperlink>
+      <w:r>
+        <w:t xml:space="preserve"> </w:t>
+      </w:r>
       <w:r/>
     </w:p>
     <w:p>
@@ -5770,7 +6153,26 @@
         <w:ind/>
         <w:rPr/>
       </w:pPr>
+      <w:r>
+        <w:t xml:space="preserve">8: </w:t>
+      </w:r>
       <w:r/>
+      <w:hyperlink r:id="rId43" w:tooltip="https://arxiv.org/abs/2512.00491" w:history="1">
+        <w:r>
+          <w:rPr>
+            <w:rStyle w:val="880"/>
+          </w:rPr>
+          <w:t xml:space="preserve">https://arxiv.org/abs/2512.00491</w:t>
+        </w:r>
+        <w:r>
+          <w:rPr>
+            <w:rStyle w:val="880"/>
+          </w:rPr>
+        </w:r>
+      </w:hyperlink>
+      <w:r>
+        <w:t xml:space="preserve"> </w:t>
+      </w:r>
       <w:r/>
     </w:p>
     <w:p>
@@ -6728,6 +7130,153 @@
       <w:suff w:val="tab"/>
     </w:lvl>
   </w:abstractNum>
+  <w:abstractNum w:abstractNumId="5">
+    <w:nsid w:val="594C2190"/>
+    <w:lvl w:ilvl="0">
+      <w:isLgl w:val="false"/>
+      <w:lvlJc w:val="left"/>
+      <w:lvlText w:val="–"/>
+      <w:numFmt w:val="bullet"/>
+      <w:pPr>
+        <w:pBdr/>
+        <w:spacing/>
+        <w:ind w:hanging="360" w:left="709"/>
+      </w:pPr>
+      <w:rPr>
+        <w:rFonts w:hint="default" w:ascii="Arial" w:hAnsi="Arial" w:eastAsia="Arial" w:cs="Arial"/>
+      </w:rPr>
+      <w:start w:val="1"/>
+      <w:suff w:val="tab"/>
+    </w:lvl>
+    <w:lvl w:ilvl="1">
+      <w:isLgl w:val="false"/>
+      <w:lvlJc w:val="left"/>
+      <w:lvlText w:val="o"/>
+      <w:numFmt w:val="bullet"/>
+      <w:pPr>
+        <w:pBdr/>
+        <w:spacing/>
+        <w:ind w:hanging="360" w:left="1429"/>
+      </w:pPr>
+      <w:rPr>
+        <w:rFonts w:hint="default" w:ascii="Courier New" w:hAnsi="Courier New" w:eastAsia="Courier New" w:cs="Courier New"/>
+      </w:rPr>
+      <w:start w:val="1"/>
+      <w:suff w:val="tab"/>
+    </w:lvl>
+    <w:lvl w:ilvl="2">
+      <w:isLgl w:val="false"/>
+      <w:lvlJc w:val="left"/>
+      <w:lvlText w:val="§"/>
+      <w:numFmt w:val="bullet"/>
+      <w:pPr>
+        <w:pBdr/>
+        <w:spacing/>
+        <w:ind w:hanging="360" w:left="2149"/>
+      </w:pPr>
+      <w:rPr>
+        <w:rFonts w:hint="default" w:ascii="Wingdings" w:hAnsi="Wingdings" w:eastAsia="Wingdings" w:cs="Wingdings"/>
+      </w:rPr>
+      <w:start w:val="1"/>
+      <w:suff w:val="tab"/>
+    </w:lvl>
+    <w:lvl w:ilvl="3">
+      <w:isLgl w:val="false"/>
+      <w:lvlJc w:val="left"/>
+      <w:lvlText w:val="·"/>
+      <w:numFmt w:val="bullet"/>
+      <w:pPr>
+        <w:pBdr/>
+        <w:spacing/>
+        <w:ind w:hanging="360" w:left="2869"/>
+      </w:pPr>
+      <w:rPr>
+        <w:rFonts w:hint="default" w:ascii="Symbol" w:hAnsi="Symbol" w:eastAsia="Symbol" w:cs="Symbol"/>
+      </w:rPr>
+      <w:start w:val="1"/>
+      <w:suff w:val="tab"/>
+    </w:lvl>
+    <w:lvl w:ilvl="4">
+      <w:isLgl w:val="false"/>
+      <w:lvlJc w:val="left"/>
+      <w:lvlText w:val="o"/>
+      <w:numFmt w:val="bullet"/>
+      <w:pPr>
+        <w:pBdr/>
+        <w:spacing/>
+        <w:ind w:hanging="360" w:left="3589"/>
+      </w:pPr>
+      <w:rPr>
+        <w:rFonts w:hint="default" w:ascii="Courier New" w:hAnsi="Courier New" w:eastAsia="Courier New" w:cs="Courier New"/>
+      </w:rPr>
+      <w:start w:val="1"/>
+      <w:suff w:val="tab"/>
+    </w:lvl>
+    <w:lvl w:ilvl="5">
+      <w:isLgl w:val="false"/>
+      <w:lvlJc w:val="left"/>
+      <w:lvlText w:val="§"/>
+      <w:numFmt w:val="bullet"/>
+      <w:pPr>
+        <w:pBdr/>
+        <w:spacing/>
+        <w:ind w:hanging="360" w:left="4309"/>
+      </w:pPr>
+      <w:rPr>
+        <w:rFonts w:hint="default" w:ascii="Wingdings" w:hAnsi="Wingdings" w:eastAsia="Wingdings" w:cs="Wingdings"/>
+      </w:rPr>
+      <w:start w:val="1"/>
+      <w:suff w:val="tab"/>
+    </w:lvl>
+    <w:lvl w:ilvl="6">
+      <w:isLgl w:val="false"/>
+      <w:lvlJc w:val="left"/>
+      <w:lvlText w:val="·"/>
+      <w:numFmt w:val="bullet"/>
+      <w:pPr>
+        <w:pBdr/>
+        <w:spacing/>
+        <w:ind w:hanging="360" w:left="5029"/>
+      </w:pPr>
+      <w:rPr>
+        <w:rFonts w:hint="default" w:ascii="Symbol" w:hAnsi="Symbol" w:eastAsia="Symbol" w:cs="Symbol"/>
+      </w:rPr>
+      <w:start w:val="1"/>
+      <w:suff w:val="tab"/>
+    </w:lvl>
+    <w:lvl w:ilvl="7">
+      <w:isLgl w:val="false"/>
+      <w:lvlJc w:val="left"/>
+      <w:lvlText w:val="o"/>
+      <w:numFmt w:val="bullet"/>
+      <w:pPr>
+        <w:pBdr/>
+        <w:spacing/>
+        <w:ind w:hanging="360" w:left="5749"/>
+      </w:pPr>
+      <w:rPr>
+        <w:rFonts w:hint="default" w:ascii="Courier New" w:hAnsi="Courier New" w:eastAsia="Courier New" w:cs="Courier New"/>
+      </w:rPr>
+      <w:start w:val="1"/>
+      <w:suff w:val="tab"/>
+    </w:lvl>
+    <w:lvl w:ilvl="8">
+      <w:isLgl w:val="false"/>
+      <w:lvlJc w:val="left"/>
+      <w:lvlText w:val="§"/>
+      <w:numFmt w:val="bullet"/>
+      <w:pPr>
+        <w:pBdr/>
+        <w:spacing/>
+        <w:ind w:hanging="360" w:left="6469"/>
+      </w:pPr>
+      <w:rPr>
+        <w:rFonts w:hint="default" w:ascii="Wingdings" w:hAnsi="Wingdings" w:eastAsia="Wingdings" w:cs="Wingdings"/>
+      </w:rPr>
+      <w:start w:val="1"/>
+      <w:suff w:val="tab"/>
+    </w:lvl>
+  </w:abstractNum>
   <w:num w:numId="1">
     <w:abstractNumId w:val="0"/>
   </w:num>
@@ -6742,6 +7291,9 @@
   </w:num>
   <w:num w:numId="5">
     <w:abstractNumId w:val="4"/>
+  </w:num>
+  <w:num w:numId="6">
+    <w:abstractNumId w:val="5"/>
   </w:num>
 </w:numbering>
 </file>

--- a/sit202_networking/task51p/Activities.docx
+++ b/sit202_networking/task51p/Activities.docx
@@ -984,11 +984,16 @@
       <w:r>
         <w:t xml:space="preserve"> You can download this file here. </w:t>
       </w:r>
-      <w:r>
-        <w:rPr>
-          <w:color w:val="ff0000"/>
-        </w:rPr>
-        <w:t xml:space="preserve">TODO</w:t>
+      <w:hyperlink r:id="rId15" w:tooltip="https://drive.google.com/drive/folders/1d16owjtmUHg66UQAD_EQj1kuwazneuoQ?usp=sharing" w:history="1">
+        <w:r>
+          <w:rPr>
+            <w:rStyle w:val="880"/>
+          </w:rPr>
+          <w:t xml:space="preserve">Click Here</w:t>
+        </w:r>
+      </w:hyperlink>
+      <w:r>
+        <w:t xml:space="preserve">.</w:t>
       </w:r>
       <w:r/>
     </w:p>
@@ -1080,7 +1085,7 @@
                         <pic:nvPr/>
                       </pic:nvPicPr>
                       <pic:blipFill rotWithShape="1">
-                        <a:blip r:embed="rId15"/>
+                        <a:blip r:embed="rId16"/>
                         <a:stretch/>
                       </pic:blipFill>
                       <pic:spPr bwMode="auto">
@@ -1120,7 +1125,7 @@
                 <o:lock v:ext="edit" aspectratio="t"/>
               </v:shapetype>
               <v:shape id="_x0000_i6" o:spid="_x0000_s6" type="#_x0000_t75" style="width:235.03pt;height:112.68pt;mso-wrap-distance-left:0.00pt;mso-wrap-distance-top:0.00pt;mso-wrap-distance-right:0.00pt;mso-wrap-distance-bottom:0.00pt;z-index:1;" stroked="false">
-                <v:imagedata r:id="rId15" o:title=""/>
+                <v:imagedata r:id="rId16" o:title=""/>
                 <o:lock v:ext="edit" rotation="t"/>
               </v:shape>
             </w:pict>
@@ -1143,7 +1148,7 @@
       <w:r>
         <w:t xml:space="preserve"> Therefore, I opened the last snapshot of this website that I could find on The Way Back Machine: </w:t>
       </w:r>
-      <w:hyperlink r:id="rId16" w:tooltip="https://web.archive.org/web/20260309065145/https://www2.tkn.tu-berlin.de/teaching/rn/animations/gbn_sr/" w:history="1">
+      <w:hyperlink r:id="rId17" w:tooltip="https://web.archive.org/web/20260309065145/https://www2.tkn.tu-berlin.de/teaching/rn/animations/gbn_sr/" w:history="1">
         <w:r>
           <w:rPr>
             <w:rStyle w:val="880"/>
@@ -1190,7 +1195,7 @@
                         <pic:nvPr/>
                       </pic:nvPicPr>
                       <pic:blipFill rotWithShape="1">
-                        <a:blip r:embed="rId17"/>
+                        <a:blip r:embed="rId18"/>
                         <a:stretch/>
                       </pic:blipFill>
                       <pic:spPr bwMode="auto">
@@ -1230,7 +1235,7 @@
                 <o:lock v:ext="edit" aspectratio="t"/>
               </v:shapetype>
               <v:shape id="_x0000_i7" o:spid="_x0000_s7" type="#_x0000_t75" style="width:540.00pt;height:298.76pt;mso-wrap-distance-left:0.00pt;mso-wrap-distance-top:0.00pt;mso-wrap-distance-right:0.00pt;mso-wrap-distance-bottom:0.00pt;z-index:1;" stroked="false">
-                <v:imagedata r:id="rId17" o:title=""/>
+                <v:imagedata r:id="rId18" o:title=""/>
                 <o:lock v:ext="edit" rotation="t"/>
               </v:shape>
             </w:pict>
@@ -1574,7 +1579,7 @@
                         <pic:nvPr/>
                       </pic:nvPicPr>
                       <pic:blipFill rotWithShape="1">
-                        <a:blip r:embed="rId18"/>
+                        <a:blip r:embed="rId19"/>
                         <a:stretch/>
                       </pic:blipFill>
                       <pic:spPr bwMode="auto">
@@ -1614,7 +1619,7 @@
                 <o:lock v:ext="edit" aspectratio="t"/>
               </v:shapetype>
               <v:shape id="_x0000_i8" o:spid="_x0000_s8" type="#_x0000_t75" style="width:540.00pt;height:188.38pt;mso-wrap-distance-left:0.00pt;mso-wrap-distance-top:0.00pt;mso-wrap-distance-right:0.00pt;mso-wrap-distance-bottom:0.00pt;z-index:1;" stroked="false">
-                <v:imagedata r:id="rId18" o:title=""/>
+                <v:imagedata r:id="rId19" o:title=""/>
                 <o:lock v:ext="edit" rotation="t"/>
               </v:shape>
             </w:pict>
@@ -1674,7 +1679,7 @@
                         <pic:nvPr/>
                       </pic:nvPicPr>
                       <pic:blipFill rotWithShape="1">
-                        <a:blip r:embed="rId19"/>
+                        <a:blip r:embed="rId20"/>
                         <a:stretch/>
                       </pic:blipFill>
                       <pic:spPr bwMode="auto">
@@ -1714,7 +1719,7 @@
                 <o:lock v:ext="edit" aspectratio="t"/>
               </v:shapetype>
               <v:shape id="_x0000_i9" o:spid="_x0000_s9" type="#_x0000_t75" style="width:188.76pt;height:79.73pt;mso-wrap-distance-left:0.00pt;mso-wrap-distance-top:0.00pt;mso-wrap-distance-right:0.00pt;mso-wrap-distance-bottom:0.00pt;z-index:1;" stroked="false">
-                <v:imagedata r:id="rId19" o:title=""/>
+                <v:imagedata r:id="rId20" o:title=""/>
                 <o:lock v:ext="edit" rotation="t"/>
               </v:shape>
             </w:pict>
@@ -1787,7 +1792,7 @@
                         <pic:nvPr/>
                       </pic:nvPicPr>
                       <pic:blipFill rotWithShape="1">
-                        <a:blip r:embed="rId20"/>
+                        <a:blip r:embed="rId21"/>
                         <a:stretch/>
                       </pic:blipFill>
                       <pic:spPr bwMode="auto">
@@ -1827,7 +1832,7 @@
                 <o:lock v:ext="edit" aspectratio="t"/>
               </v:shapetype>
               <v:shape id="_x0000_i10" o:spid="_x0000_s10" type="#_x0000_t75" style="width:540.00pt;height:71.39pt;mso-wrap-distance-left:0.00pt;mso-wrap-distance-top:0.00pt;mso-wrap-distance-right:0.00pt;mso-wrap-distance-bottom:0.00pt;z-index:1;" stroked="false">
-                <v:imagedata r:id="rId20" o:title=""/>
+                <v:imagedata r:id="rId21" o:title=""/>
                 <o:lock v:ext="edit" rotation="t"/>
               </v:shape>
             </w:pict>
@@ -1951,7 +1956,7 @@
                         <pic:nvPr/>
                       </pic:nvPicPr>
                       <pic:blipFill rotWithShape="1">
-                        <a:blip r:embed="rId21"/>
+                        <a:blip r:embed="rId22"/>
                         <a:stretch/>
                       </pic:blipFill>
                       <pic:spPr bwMode="auto">
@@ -1991,7 +1996,7 @@
                 <o:lock v:ext="edit" aspectratio="t"/>
               </v:shapetype>
               <v:shape id="_x0000_i11" o:spid="_x0000_s11" type="#_x0000_t75" style="width:540.00pt;height:153.36pt;mso-wrap-distance-left:0.00pt;mso-wrap-distance-top:0.00pt;mso-wrap-distance-right:0.00pt;mso-wrap-distance-bottom:0.00pt;z-index:1;" stroked="false">
-                <v:imagedata r:id="rId21" o:title=""/>
+                <v:imagedata r:id="rId22" o:title=""/>
                 <o:lock v:ext="edit" rotation="t"/>
               </v:shape>
             </w:pict>
@@ -2029,7 +2034,7 @@
                         <pic:nvPr/>
                       </pic:nvPicPr>
                       <pic:blipFill rotWithShape="1">
-                        <a:blip r:embed="rId22"/>
+                        <a:blip r:embed="rId23"/>
                         <a:stretch/>
                       </pic:blipFill>
                       <pic:spPr bwMode="auto">
@@ -2069,7 +2074,7 @@
                 <o:lock v:ext="edit" aspectratio="t"/>
               </v:shapetype>
               <v:shape id="_x0000_i12" o:spid="_x0000_s12" type="#_x0000_t75" style="width:540.00pt;height:156.65pt;mso-wrap-distance-left:0.00pt;mso-wrap-distance-top:0.00pt;mso-wrap-distance-right:0.00pt;mso-wrap-distance-bottom:0.00pt;z-index:1;" stroked="false">
-                <v:imagedata r:id="rId22" o:title=""/>
+                <v:imagedata r:id="rId23" o:title=""/>
                 <o:lock v:ext="edit" rotation="t"/>
               </v:shape>
             </w:pict>
@@ -2308,7 +2313,7 @@
                         <pic:nvPr/>
                       </pic:nvPicPr>
                       <pic:blipFill rotWithShape="1">
-                        <a:blip r:embed="rId23"/>
+                        <a:blip r:embed="rId24"/>
                         <a:stretch/>
                       </pic:blipFill>
                       <pic:spPr bwMode="auto">
@@ -2348,7 +2353,7 @@
                 <o:lock v:ext="edit" aspectratio="t"/>
               </v:shapetype>
               <v:shape id="_x0000_i13" o:spid="_x0000_s13" type="#_x0000_t75" style="width:540.00pt;height:87.16pt;mso-wrap-distance-left:0.00pt;mso-wrap-distance-top:0.00pt;mso-wrap-distance-right:0.00pt;mso-wrap-distance-bottom:0.00pt;z-index:1;" stroked="false">
-                <v:imagedata r:id="rId23" o:title=""/>
+                <v:imagedata r:id="rId24" o:title=""/>
                 <o:lock v:ext="edit" rotation="t"/>
               </v:shape>
             </w:pict>
@@ -2515,7 +2520,7 @@
                         <pic:nvPr/>
                       </pic:nvPicPr>
                       <pic:blipFill rotWithShape="1">
-                        <a:blip r:embed="rId24"/>
+                        <a:blip r:embed="rId25"/>
                         <a:stretch/>
                       </pic:blipFill>
                       <pic:spPr bwMode="auto">
@@ -2555,7 +2560,7 @@
                 <o:lock v:ext="edit" aspectratio="t"/>
               </v:shapetype>
               <v:shape id="_x0000_i14" o:spid="_x0000_s14" type="#_x0000_t75" style="width:540.00pt;height:160.69pt;mso-wrap-distance-left:0.00pt;mso-wrap-distance-top:0.00pt;mso-wrap-distance-right:0.00pt;mso-wrap-distance-bottom:0.00pt;z-index:1;" stroked="false">
-                <v:imagedata r:id="rId24" o:title=""/>
+                <v:imagedata r:id="rId25" o:title=""/>
                 <o:lock v:ext="edit" rotation="t"/>
               </v:shape>
             </w:pict>
@@ -2707,15 +2712,18 @@
       <w:r>
         <w:t xml:space="preserve">Both the previous pcapng file as well as this file can be downloaded here. </w:t>
       </w:r>
-      <w:r>
-        <w:rPr>
-          <w:color w:val="ff0000"/>
-        </w:rPr>
-        <w:t xml:space="preserve">TODO</w:t>
-      </w:r>
+      <w:hyperlink r:id="rId26" w:tooltip="https://drive.google.com/drive/folders/1d16owjtmUHg66UQAD_EQj1kuwazneuoQ?usp=sharing" w:history="1">
+        <w:r>
+          <w:rPr>
+            <w:rStyle w:val="880"/>
+          </w:rPr>
+          <w:t xml:space="preserve">Click Here</w:t>
+        </w:r>
+      </w:hyperlink>
       <w:r>
         <w:t xml:space="preserve">.</w:t>
       </w:r>
+      <w:r/>
       <w:r/>
     </w:p>
     <w:p>
@@ -2769,7 +2777,7 @@
                         <pic:nvPr/>
                       </pic:nvPicPr>
                       <pic:blipFill rotWithShape="1">
-                        <a:blip r:embed="rId25"/>
+                        <a:blip r:embed="rId27"/>
                         <a:stretch/>
                       </pic:blipFill>
                       <pic:spPr bwMode="auto">
@@ -2809,7 +2817,7 @@
                 <o:lock v:ext="edit" aspectratio="t"/>
               </v:shapetype>
               <v:shape id="_x0000_i15" o:spid="_x0000_s15" type="#_x0000_t75" style="width:540.00pt;height:154.17pt;mso-wrap-distance-left:0.00pt;mso-wrap-distance-top:0.00pt;mso-wrap-distance-right:0.00pt;mso-wrap-distance-bottom:0.00pt;z-index:1;" stroked="false">
-                <v:imagedata r:id="rId25" o:title=""/>
+                <v:imagedata r:id="rId27" o:title=""/>
                 <o:lock v:ext="edit" rotation="t"/>
               </v:shape>
             </w:pict>
@@ -2849,7 +2857,7 @@
                         <pic:nvPr/>
                       </pic:nvPicPr>
                       <pic:blipFill rotWithShape="1">
-                        <a:blip r:embed="rId26"/>
+                        <a:blip r:embed="rId28"/>
                         <a:stretch/>
                       </pic:blipFill>
                       <pic:spPr bwMode="auto">
@@ -2889,7 +2897,7 @@
                 <o:lock v:ext="edit" aspectratio="t"/>
               </v:shapetype>
               <v:shape id="_x0000_i16" o:spid="_x0000_s16" type="#_x0000_t75" style="width:416.05pt;height:161.27pt;mso-wrap-distance-left:0.00pt;mso-wrap-distance-top:0.00pt;mso-wrap-distance-right:0.00pt;mso-wrap-distance-bottom:0.00pt;z-index:1;" stroked="false">
-                <v:imagedata r:id="rId26" o:title=""/>
+                <v:imagedata r:id="rId28" o:title=""/>
                 <o:lock v:ext="edit" rotation="t"/>
               </v:shape>
             </w:pict>
@@ -2931,7 +2939,7 @@
                         <pic:nvPr/>
                       </pic:nvPicPr>
                       <pic:blipFill rotWithShape="1">
-                        <a:blip r:embed="rId27"/>
+                        <a:blip r:embed="rId29"/>
                         <a:stretch/>
                       </pic:blipFill>
                       <pic:spPr bwMode="auto">
@@ -2971,7 +2979,7 @@
                 <o:lock v:ext="edit" aspectratio="t"/>
               </v:shapetype>
               <v:shape id="_x0000_i17" o:spid="_x0000_s17" type="#_x0000_t75" style="width:521.82pt;height:341.72pt;mso-wrap-distance-left:0.00pt;mso-wrap-distance-top:0.00pt;mso-wrap-distance-right:0.00pt;mso-wrap-distance-bottom:0.00pt;z-index:1;" stroked="false">
-                <v:imagedata r:id="rId27" o:title=""/>
+                <v:imagedata r:id="rId29" o:title=""/>
                 <o:lock v:ext="edit" rotation="t"/>
               </v:shape>
             </w:pict>
@@ -3086,7 +3094,7 @@
                         <pic:nvPr/>
                       </pic:nvPicPr>
                       <pic:blipFill rotWithShape="1">
-                        <a:blip r:embed="rId28"/>
+                        <a:blip r:embed="rId30"/>
                         <a:stretch/>
                       </pic:blipFill>
                       <pic:spPr bwMode="auto">
@@ -3126,7 +3134,7 @@
                 <o:lock v:ext="edit" aspectratio="t"/>
               </v:shapetype>
               <v:shape id="_x0000_i18" o:spid="_x0000_s18" type="#_x0000_t75" style="width:334.13pt;height:137.20pt;mso-wrap-distance-left:0.00pt;mso-wrap-distance-top:0.00pt;mso-wrap-distance-right:0.00pt;mso-wrap-distance-bottom:0.00pt;z-index:1;" stroked="false">
-                <v:imagedata r:id="rId28" o:title=""/>
+                <v:imagedata r:id="rId30" o:title=""/>
                 <o:lock v:ext="edit" rotation="t"/>
               </v:shape>
             </w:pict>
@@ -3182,7 +3190,7 @@
                         <pic:nvPr/>
                       </pic:nvPicPr>
                       <pic:blipFill rotWithShape="1">
-                        <a:blip r:embed="rId29"/>
+                        <a:blip r:embed="rId31"/>
                         <a:stretch/>
                       </pic:blipFill>
                       <pic:spPr bwMode="auto">
@@ -3222,7 +3230,7 @@
                 <o:lock v:ext="edit" aspectratio="t"/>
               </v:shapetype>
               <v:shape id="_x0000_i19" o:spid="_x0000_s19" type="#_x0000_t75" style="width:340.71pt;height:229.62pt;mso-wrap-distance-left:0.00pt;mso-wrap-distance-top:0.00pt;mso-wrap-distance-right:0.00pt;mso-wrap-distance-bottom:0.00pt;z-index:1;" stroked="false">
-                <v:imagedata r:id="rId29" o:title=""/>
+                <v:imagedata r:id="rId31" o:title=""/>
                 <o:lock v:ext="edit" rotation="t"/>
               </v:shape>
             </w:pict>
@@ -3282,7 +3290,7 @@
                         <pic:nvPr/>
                       </pic:nvPicPr>
                       <pic:blipFill rotWithShape="1">
-                        <a:blip r:embed="rId30"/>
+                        <a:blip r:embed="rId32"/>
                         <a:stretch/>
                       </pic:blipFill>
                       <pic:spPr bwMode="auto">
@@ -3322,7 +3330,7 @@
                 <o:lock v:ext="edit" aspectratio="t"/>
               </v:shapetype>
               <v:shape id="_x0000_i20" o:spid="_x0000_s20" type="#_x0000_t75" style="width:540.00pt;height:69.17pt;mso-wrap-distance-left:0.00pt;mso-wrap-distance-top:0.00pt;mso-wrap-distance-right:0.00pt;mso-wrap-distance-bottom:0.00pt;z-index:1;" stroked="false">
-                <v:imagedata r:id="rId30" o:title=""/>
+                <v:imagedata r:id="rId32" o:title=""/>
                 <o:lock v:ext="edit" rotation="t"/>
               </v:shape>
             </w:pict>
@@ -3397,7 +3405,7 @@
                         <pic:nvPr/>
                       </pic:nvPicPr>
                       <pic:blipFill rotWithShape="1">
-                        <a:blip r:embed="rId31"/>
+                        <a:blip r:embed="rId33"/>
                         <a:stretch/>
                       </pic:blipFill>
                       <pic:spPr bwMode="auto">
@@ -3437,7 +3445,7 @@
                 <o:lock v:ext="edit" aspectratio="t"/>
               </v:shapetype>
               <v:shape id="_x0000_i21" o:spid="_x0000_s21" type="#_x0000_t75" style="width:540.00pt;height:172.70pt;mso-wrap-distance-left:0.00pt;mso-wrap-distance-top:0.00pt;mso-wrap-distance-right:0.00pt;mso-wrap-distance-bottom:0.00pt;z-index:1;" stroked="false">
-                <v:imagedata r:id="rId31" o:title=""/>
+                <v:imagedata r:id="rId33" o:title=""/>
                 <o:lock v:ext="edit" rotation="t"/>
               </v:shape>
             </w:pict>
@@ -4064,7 +4072,7 @@
                         <pic:nvPr/>
                       </pic:nvPicPr>
                       <pic:blipFill rotWithShape="1">
-                        <a:blip r:embed="rId32"/>
+                        <a:blip r:embed="rId34"/>
                         <a:stretch/>
                       </pic:blipFill>
                       <pic:spPr bwMode="auto">
@@ -4104,7 +4112,7 @@
                 <o:lock v:ext="edit" aspectratio="t"/>
               </v:shapetype>
               <v:shape id="_x0000_i22" o:spid="_x0000_s22" type="#_x0000_t75" style="width:540.00pt;height:50.09pt;mso-wrap-distance-left:0.00pt;mso-wrap-distance-top:0.00pt;mso-wrap-distance-right:0.00pt;mso-wrap-distance-bottom:0.00pt;z-index:1;" stroked="false">
-                <v:imagedata r:id="rId32" o:title=""/>
+                <v:imagedata r:id="rId34" o:title=""/>
                 <o:lock v:ext="edit" rotation="t"/>
               </v:shape>
             </w:pict>
@@ -4216,7 +4224,7 @@
                         <pic:nvPr/>
                       </pic:nvPicPr>
                       <pic:blipFill rotWithShape="1">
-                        <a:blip r:embed="rId33"/>
+                        <a:blip r:embed="rId35"/>
                         <a:stretch/>
                       </pic:blipFill>
                       <pic:spPr bwMode="auto">
@@ -4256,7 +4264,7 @@
                 <o:lock v:ext="edit" aspectratio="t"/>
               </v:shapetype>
               <v:shape id="_x0000_i23" o:spid="_x0000_s23" type="#_x0000_t75" style="width:540.00pt;height:338.90pt;mso-wrap-distance-left:0.00pt;mso-wrap-distance-top:0.00pt;mso-wrap-distance-right:0.00pt;mso-wrap-distance-bottom:0.00pt;z-index:1;" stroked="false">
-                <v:imagedata r:id="rId33" o:title=""/>
+                <v:imagedata r:id="rId35" o:title=""/>
                 <o:lock v:ext="edit" rotation="t"/>
               </v:shape>
             </w:pict>
@@ -4297,7 +4305,7 @@
                         <pic:nvPr/>
                       </pic:nvPicPr>
                       <pic:blipFill rotWithShape="1">
-                        <a:blip r:embed="rId34"/>
+                        <a:blip r:embed="rId36"/>
                         <a:stretch/>
                       </pic:blipFill>
                       <pic:spPr bwMode="auto">
@@ -4337,7 +4345,7 @@
                 <o:lock v:ext="edit" aspectratio="t"/>
               </v:shapetype>
               <v:shape id="_x0000_i24" o:spid="_x0000_s24" type="#_x0000_t75" style="width:540.00pt;height:324.99pt;mso-wrap-distance-left:0.00pt;mso-wrap-distance-top:0.00pt;mso-wrap-distance-right:0.00pt;mso-wrap-distance-bottom:0.00pt;z-index:1;" stroked="false">
-                <v:imagedata r:id="rId34" o:title=""/>
+                <v:imagedata r:id="rId36" o:title=""/>
                 <o:lock v:ext="edit" rotation="t"/>
               </v:shape>
             </w:pict>
@@ -4389,7 +4397,7 @@
                         <pic:nvPr/>
                       </pic:nvPicPr>
                       <pic:blipFill rotWithShape="1">
-                        <a:blip r:embed="rId35"/>
+                        <a:blip r:embed="rId37"/>
                         <a:stretch/>
                       </pic:blipFill>
                       <pic:spPr bwMode="auto">
@@ -4429,7 +4437,7 @@
                 <o:lock v:ext="edit" aspectratio="t"/>
               </v:shapetype>
               <v:shape id="_x0000_i25" o:spid="_x0000_s25" type="#_x0000_t75" style="width:540.00pt;height:351.06pt;mso-wrap-distance-left:0.00pt;mso-wrap-distance-top:0.00pt;mso-wrap-distance-right:0.00pt;mso-wrap-distance-bottom:0.00pt;z-index:1;" stroked="false">
-                <v:imagedata r:id="rId35" o:title=""/>
+                <v:imagedata r:id="rId37" o:title=""/>
                 <o:lock v:ext="edit" rotation="t"/>
               </v:shape>
             </w:pict>
@@ -4470,7 +4478,7 @@
                         <pic:nvPr/>
                       </pic:nvPicPr>
                       <pic:blipFill rotWithShape="1">
-                        <a:blip r:embed="rId36"/>
+                        <a:blip r:embed="rId38"/>
                         <a:stretch/>
                       </pic:blipFill>
                       <pic:spPr bwMode="auto">
@@ -4510,7 +4518,7 @@
                 <o:lock v:ext="edit" aspectratio="t"/>
               </v:shapetype>
               <v:shape id="_x0000_i26" o:spid="_x0000_s26" type="#_x0000_t75" style="width:540.00pt;height:332.16pt;mso-wrap-distance-left:0.00pt;mso-wrap-distance-top:0.00pt;mso-wrap-distance-right:0.00pt;mso-wrap-distance-bottom:0.00pt;z-index:1;" stroked="false">
-                <v:imagedata r:id="rId36" o:title=""/>
+                <v:imagedata r:id="rId38" o:title=""/>
                 <o:lock v:ext="edit" rotation="t"/>
               </v:shape>
             </w:pict>
@@ -5759,11 +5767,802 @@
     </w:p>
     <w:p>
       <w:pPr>
+        <w:pStyle w:val="836"/>
         <w:pBdr/>
         <w:spacing/>
         <w:ind/>
         <w:rPr/>
       </w:pPr>
+      <w:r>
+        <w:t xml:space="preserve">Week 5 – Activity 3</w:t>
+      </w:r>
+      <w:r/>
+      <w:r/>
+    </w:p>
+    <w:p>
+      <w:pPr>
+        <w:pBdr/>
+        <w:spacing/>
+        <w:ind/>
+        <w:rPr/>
+      </w:pPr>
+      <w:r>
+        <w:t xml:space="preserve">Source Code (Client):
+</w:t>
+      </w:r>
+      <w:r/>
+    </w:p>
+    <w:p>
+      <w:pPr>
+        <w:pBdr/>
+        <w:spacing/>
+        <w:ind/>
+        <w:rPr/>
+      </w:pPr>
+      <w:r>
+        <w:rPr>
+          <w:highlight w:val="none"/>
+        </w:rPr>
+      </w:r>
+      <w:r>
+        <w:rPr>
+          <w:highlight w:val="none"/>
+        </w:rPr>
+      </w:r>
+      <w:r>
+        <mc:AlternateContent>
+          <mc:Choice Requires="wpg">
+            <w:drawing>
+              <wp:inline xmlns:wp="http://schemas.openxmlformats.org/drawingml/2006/wordprocessingDrawing" distT="0" distB="0" distL="0" distR="0">
+                <wp:extent cx="4144857" cy="1564274"/>
+                <wp:effectExtent l="0" t="0" r="0" b="0"/>
+                <wp:docPr id="28" name=""/>
+                <wp:cNvGraphicFramePr>
+                  <a:graphicFrameLocks xmlns:a="http://schemas.openxmlformats.org/drawingml/2006/main" noChangeAspect="1"/>
+                </wp:cNvGraphicFramePr>
+                <a:graphic xmlns:a="http://schemas.openxmlformats.org/drawingml/2006/main">
+                  <a:graphicData uri="http://schemas.openxmlformats.org/drawingml/2006/picture">
+                    <pic:pic xmlns:pic="http://schemas.openxmlformats.org/drawingml/2006/picture">
+                      <pic:nvPicPr>
+                        <pic:cNvPr id="15642198" name=""/>
+                        <pic:cNvPicPr>
+                          <a:picLocks noChangeAspect="1"/>
+                        </pic:cNvPicPr>
+                        <pic:nvPr/>
+                      </pic:nvPicPr>
+                      <pic:blipFill rotWithShape="1">
+                        <a:blip r:embed="rId39"/>
+                        <a:stretch/>
+                      </pic:blipFill>
+                      <pic:spPr bwMode="auto">
+                        <a:xfrm flipH="0" flipV="0">
+                          <a:off x="0" y="0"/>
+                          <a:ext cx="4144857" cy="1564273"/>
+                        </a:xfrm>
+                        <a:prstGeom prst="rect">
+                          <a:avLst/>
+                        </a:prstGeom>
+                      </pic:spPr>
+                    </pic:pic>
+                  </a:graphicData>
+                </a:graphic>
+              </wp:inline>
+            </w:drawing>
+          </mc:Choice>
+          <mc:Fallback>
+            <w:pict>
+              <v:shapetype id="_x0000_t75" coordsize="21600,21600" o:spt="75" o:preferrelative="t" path="m@4@5l@4@11@9@11@9@5xe" filled="f" stroked="f">
+                <v:stroke joinstyle="miter"/>
+                <v:formulas>
+                  <v:f eqn="if lineDrawn pixelLineWidth 0"/>
+                  <v:f eqn="sum @0 1 0"/>
+                  <v:f eqn="sum 0 0 @1"/>
+                  <v:f eqn="prod @2 1 2"/>
+                  <v:f eqn="prod @3 21600 pixelWidth"/>
+                  <v:f eqn="prod @3 21600 pixelHeight"/>
+                  <v:f eqn="sum @0 0 1"/>
+                  <v:f eqn="prod @6 1 2"/>
+                  <v:f eqn="prod @7 21600 pixelWidth"/>
+                  <v:f eqn="sum @8 21600 0"/>
+                  <v:f eqn="prod @7 21600 pixelHeight"/>
+                  <v:f eqn="sum @10 21600 0"/>
+                </v:formulas>
+                <v:path o:extrusionok="f" gradientshapeok="t" o:connecttype="rect"/>
+                <o:lock v:ext="edit" aspectratio="t"/>
+              </v:shapetype>
+              <v:shape id="_x0000_i27" o:spid="_x0000_s27" type="#_x0000_t75" style="width:326.37pt;height:123.17pt;mso-wrap-distance-left:0.00pt;mso-wrap-distance-top:0.00pt;mso-wrap-distance-right:0.00pt;mso-wrap-distance-bottom:0.00pt;z-index:1;" stroked="false">
+                <v:imagedata r:id="rId39" o:title=""/>
+                <o:lock v:ext="edit" rotation="t"/>
+              </v:shape>
+            </w:pict>
+          </mc:Fallback>
+        </mc:AlternateContent>
+      </w:r>
+      <w:r>
+        <w:rPr>
+          <w:highlight w:val="none"/>
+        </w:rPr>
+      </w:r>
+      <w:r>
+        <w:rPr>
+          <w:highlight w:val="none"/>
+        </w:rPr>
+      </w:r>
+      <w:r>
+        <w:rPr>
+          <w:highlight w:val="none"/>
+        </w:rPr>
+      </w:r>
+      <w:r>
+        <w:rPr>
+          <w:highlight w:val="none"/>
+        </w:rPr>
+      </w:r>
+      <w:r>
+        <w:rPr>
+          <w:highlight w:val="none"/>
+        </w:rPr>
+      </w:r>
+      <w:r/>
+    </w:p>
+    <w:p>
+      <w:pPr>
+        <w:pBdr/>
+        <w:spacing/>
+        <w:ind/>
+        <w:rPr/>
+      </w:pPr>
+      <w:r>
+        <w:t xml:space="preserve">Source Code (Server):
+</w:t>
+      </w:r>
+      <w:r/>
+      <w:r/>
+    </w:p>
+    <w:p>
+      <w:pPr>
+        <w:pBdr/>
+        <w:spacing/>
+        <w:ind/>
+        <w:rPr>
+          <w:highlight w:val="none"/>
+        </w:rPr>
+      </w:pPr>
+      <w:r>
+        <w:rPr>
+          <w:highlight w:val="none"/>
+        </w:rPr>
+      </w:r>
+      <w:r>
+        <w:rPr>
+          <w:highlight w:val="none"/>
+        </w:rPr>
+      </w:r>
+      <w:r/>
+      <w:r>
+        <mc:AlternateContent>
+          <mc:Choice Requires="wpg">
+            <w:drawing>
+              <wp:inline xmlns:wp="http://schemas.openxmlformats.org/drawingml/2006/wordprocessingDrawing" distT="0" distB="0" distL="0" distR="0">
+                <wp:extent cx="5325556" cy="4088206"/>
+                <wp:effectExtent l="0" t="0" r="0" b="0"/>
+                <wp:docPr id="29" name=""/>
+                <wp:cNvGraphicFramePr>
+                  <a:graphicFrameLocks xmlns:a="http://schemas.openxmlformats.org/drawingml/2006/main" noChangeAspect="1"/>
+                </wp:cNvGraphicFramePr>
+                <a:graphic xmlns:a="http://schemas.openxmlformats.org/drawingml/2006/main">
+                  <a:graphicData uri="http://schemas.openxmlformats.org/drawingml/2006/picture">
+                    <pic:pic xmlns:pic="http://schemas.openxmlformats.org/drawingml/2006/picture">
+                      <pic:nvPicPr>
+                        <pic:cNvPr id="87586680" name=""/>
+                        <pic:cNvPicPr>
+                          <a:picLocks noChangeAspect="1"/>
+                        </pic:cNvPicPr>
+                        <pic:nvPr/>
+                      </pic:nvPicPr>
+                      <pic:blipFill rotWithShape="1">
+                        <a:blip r:embed="rId40"/>
+                        <a:stretch/>
+                      </pic:blipFill>
+                      <pic:spPr bwMode="auto">
+                        <a:xfrm flipH="0" flipV="0">
+                          <a:off x="0" y="0"/>
+                          <a:ext cx="5325555" cy="4088205"/>
+                        </a:xfrm>
+                        <a:prstGeom prst="rect">
+                          <a:avLst/>
+                        </a:prstGeom>
+                      </pic:spPr>
+                    </pic:pic>
+                  </a:graphicData>
+                </a:graphic>
+              </wp:inline>
+            </w:drawing>
+          </mc:Choice>
+          <mc:Fallback>
+            <w:pict>
+              <v:shapetype id="_x0000_t75" coordsize="21600,21600" o:spt="75" o:preferrelative="t" path="m@4@5l@4@11@9@11@9@5xe" filled="f" stroked="f">
+                <v:stroke joinstyle="miter"/>
+                <v:formulas>
+                  <v:f eqn="if lineDrawn pixelLineWidth 0"/>
+                  <v:f eqn="sum @0 1 0"/>
+                  <v:f eqn="sum 0 0 @1"/>
+                  <v:f eqn="prod @2 1 2"/>
+                  <v:f eqn="prod @3 21600 pixelWidth"/>
+                  <v:f eqn="prod @3 21600 pixelHeight"/>
+                  <v:f eqn="sum @0 0 1"/>
+                  <v:f eqn="prod @6 1 2"/>
+                  <v:f eqn="prod @7 21600 pixelWidth"/>
+                  <v:f eqn="sum @8 21600 0"/>
+                  <v:f eqn="prod @7 21600 pixelHeight"/>
+                  <v:f eqn="sum @10 21600 0"/>
+                </v:formulas>
+                <v:path o:extrusionok="f" gradientshapeok="t" o:connecttype="rect"/>
+                <o:lock v:ext="edit" aspectratio="t"/>
+              </v:shapetype>
+              <v:shape id="_x0000_i28" o:spid="_x0000_s28" type="#_x0000_t75" style="width:419.34pt;height:321.91pt;mso-wrap-distance-left:0.00pt;mso-wrap-distance-top:0.00pt;mso-wrap-distance-right:0.00pt;mso-wrap-distance-bottom:0.00pt;z-index:1;" stroked="false">
+                <v:imagedata r:id="rId40" o:title=""/>
+                <o:lock v:ext="edit" rotation="t"/>
+              </v:shape>
+            </w:pict>
+          </mc:Fallback>
+        </mc:AlternateContent>
+      </w:r>
+      <w:r/>
+      <w:r>
+        <w:rPr>
+          <w:highlight w:val="none"/>
+        </w:rPr>
+      </w:r>
+      <w:r>
+        <w:rPr>
+          <w:highlight w:val="none"/>
+        </w:rPr>
+      </w:r>
+      <w:r>
+        <w:rPr>
+          <w:highlight w:val="none"/>
+        </w:rPr>
+      </w:r>
+      <w:r>
+        <w:rPr>
+          <w:highlight w:val="none"/>
+        </w:rPr>
+      </w:r>
+      <w:r>
+        <w:rPr>
+          <w:highlight w:val="none"/>
+        </w:rPr>
+      </w:r>
+      <w:r>
+        <w:rPr>
+          <w:highlight w:val="none"/>
+        </w:rPr>
+      </w:r>
+    </w:p>
+    <w:p>
+      <w:pPr>
+        <w:pBdr/>
+        <w:spacing/>
+        <w:ind/>
+        <w:rPr>
+          <w:highlight w:val="none"/>
+        </w:rPr>
+      </w:pPr>
+      <w:r>
+        <w:rPr>
+          <w:highlight w:val="none"/>
+        </w:rPr>
+        <w:t xml:space="preserve">Results (without While True):</w:t>
+      </w:r>
+      <w:r>
+        <w:rPr>
+          <w:highlight w:val="none"/>
+        </w:rPr>
+      </w:r>
+    </w:p>
+    <w:p>
+      <w:pPr>
+        <w:pBdr/>
+        <w:spacing/>
+        <w:ind/>
+        <w:rPr>
+          <w:highlight w:val="none"/>
+        </w:rPr>
+      </w:pPr>
+      <w:r>
+        <w:rPr>
+          <w:highlight w:val="none"/>
+        </w:rPr>
+      </w:r>
+      <w:r>
+        <mc:AlternateContent>
+          <mc:Choice Requires="wpg">
+            <w:drawing>
+              <wp:inline xmlns:wp="http://schemas.openxmlformats.org/drawingml/2006/wordprocessingDrawing" distT="0" distB="0" distL="0" distR="0">
+                <wp:extent cx="6858000" cy="909961"/>
+                <wp:effectExtent l="0" t="0" r="0" b="0"/>
+                <wp:docPr id="30" name=""/>
+                <wp:cNvGraphicFramePr>
+                  <a:graphicFrameLocks xmlns:a="http://schemas.openxmlformats.org/drawingml/2006/main" noChangeAspect="1"/>
+                </wp:cNvGraphicFramePr>
+                <a:graphic xmlns:a="http://schemas.openxmlformats.org/drawingml/2006/main">
+                  <a:graphicData uri="http://schemas.openxmlformats.org/drawingml/2006/picture">
+                    <pic:pic xmlns:pic="http://schemas.openxmlformats.org/drawingml/2006/picture">
+                      <pic:nvPicPr>
+                        <pic:cNvPr id="639509813" name=""/>
+                        <pic:cNvPicPr>
+                          <a:picLocks noChangeAspect="1"/>
+                        </pic:cNvPicPr>
+                        <pic:nvPr/>
+                      </pic:nvPicPr>
+                      <pic:blipFill rotWithShape="1">
+                        <a:blip r:embed="rId41"/>
+                        <a:stretch/>
+                      </pic:blipFill>
+                      <pic:spPr bwMode="auto">
+                        <a:xfrm>
+                          <a:off x="0" y="0"/>
+                          <a:ext cx="6858000" cy="909960"/>
+                        </a:xfrm>
+                        <a:prstGeom prst="rect">
+                          <a:avLst/>
+                        </a:prstGeom>
+                      </pic:spPr>
+                    </pic:pic>
+                  </a:graphicData>
+                </a:graphic>
+              </wp:inline>
+            </w:drawing>
+          </mc:Choice>
+          <mc:Fallback>
+            <w:pict>
+              <v:shapetype id="_x0000_t75" coordsize="21600,21600" o:spt="75" o:preferrelative="t" path="m@4@5l@4@11@9@11@9@5xe" filled="f" stroked="f">
+                <v:stroke joinstyle="miter"/>
+                <v:formulas>
+                  <v:f eqn="if lineDrawn pixelLineWidth 0"/>
+                  <v:f eqn="sum @0 1 0"/>
+                  <v:f eqn="sum 0 0 @1"/>
+                  <v:f eqn="prod @2 1 2"/>
+                  <v:f eqn="prod @3 21600 pixelWidth"/>
+                  <v:f eqn="prod @3 21600 pixelHeight"/>
+                  <v:f eqn="sum @0 0 1"/>
+                  <v:f eqn="prod @6 1 2"/>
+                  <v:f eqn="prod @7 21600 pixelWidth"/>
+                  <v:f eqn="sum @8 21600 0"/>
+                  <v:f eqn="prod @7 21600 pixelHeight"/>
+                  <v:f eqn="sum @10 21600 0"/>
+                </v:formulas>
+                <v:path o:extrusionok="f" gradientshapeok="t" o:connecttype="rect"/>
+                <o:lock v:ext="edit" aspectratio="t"/>
+              </v:shapetype>
+              <v:shape id="_x0000_i29" o:spid="_x0000_s29" type="#_x0000_t75" style="width:540.00pt;height:71.65pt;mso-wrap-distance-left:0.00pt;mso-wrap-distance-top:0.00pt;mso-wrap-distance-right:0.00pt;mso-wrap-distance-bottom:0.00pt;z-index:1;" stroked="false">
+                <v:imagedata r:id="rId41" o:title=""/>
+                <o:lock v:ext="edit" rotation="t"/>
+              </v:shape>
+            </w:pict>
+          </mc:Fallback>
+        </mc:AlternateContent>
+      </w:r>
+      <w:r>
+        <w:rPr>
+          <w:highlight w:val="none"/>
+        </w:rPr>
+      </w:r>
+      <w:r>
+        <w:rPr>
+          <w:highlight w:val="none"/>
+        </w:rPr>
+      </w:r>
+      <w:r>
+        <w:rPr>
+          <w:highlight w:val="none"/>
+        </w:rPr>
+      </w:r>
+      <w:r>
+        <w:rPr>
+          <w:highlight w:val="none"/>
+        </w:rPr>
+      </w:r>
+      <w:r>
+        <w:rPr>
+          <w:highlight w:val="none"/>
+        </w:rPr>
+      </w:r>
+      <w:r>
+        <w:rPr>
+          <w:highlight w:val="none"/>
+        </w:rPr>
+      </w:r>
+      <w:r>
+        <w:rPr>
+          <w:highlight w:val="none"/>
+        </w:rPr>
+      </w:r>
+    </w:p>
+    <w:p>
+      <w:pPr>
+        <w:pBdr/>
+        <w:spacing/>
+        <w:ind/>
+        <w:rPr/>
+      </w:pPr>
+      <w:r>
+        <w:t xml:space="preserve">Results (with While True):</w:t>
+      </w:r>
+      <w:r>
+        <w:rPr>
+          <w:highlight w:val="none"/>
+        </w:rPr>
+      </w:r>
+      <w:r/>
+    </w:p>
+    <w:p>
+      <w:pPr>
+        <w:pBdr/>
+        <w:spacing/>
+        <w:ind/>
+        <w:rPr>
+          <w:highlight w:val="none"/>
+        </w:rPr>
+      </w:pPr>
+      <w:r/>
+      <w:r/>
+      <w:r>
+        <mc:AlternateContent>
+          <mc:Choice Requires="wpg">
+            <w:drawing>
+              <wp:inline xmlns:wp="http://schemas.openxmlformats.org/drawingml/2006/wordprocessingDrawing" distT="0" distB="0" distL="0" distR="0">
+                <wp:extent cx="6858000" cy="1072166"/>
+                <wp:effectExtent l="0" t="0" r="0" b="0"/>
+                <wp:docPr id="31" name=""/>
+                <wp:cNvGraphicFramePr>
+                  <a:graphicFrameLocks xmlns:a="http://schemas.openxmlformats.org/drawingml/2006/main" noChangeAspect="1"/>
+                </wp:cNvGraphicFramePr>
+                <a:graphic xmlns:a="http://schemas.openxmlformats.org/drawingml/2006/main">
+                  <a:graphicData uri="http://schemas.openxmlformats.org/drawingml/2006/picture">
+                    <pic:pic xmlns:pic="http://schemas.openxmlformats.org/drawingml/2006/picture">
+                      <pic:nvPicPr>
+                        <pic:cNvPr id="1481948186" name=""/>
+                        <pic:cNvPicPr>
+                          <a:picLocks noChangeAspect="1"/>
+                        </pic:cNvPicPr>
+                        <pic:nvPr/>
+                      </pic:nvPicPr>
+                      <pic:blipFill rotWithShape="1">
+                        <a:blip r:embed="rId42"/>
+                        <a:stretch/>
+                      </pic:blipFill>
+                      <pic:spPr bwMode="auto">
+                        <a:xfrm>
+                          <a:off x="0" y="0"/>
+                          <a:ext cx="6858000" cy="1072166"/>
+                        </a:xfrm>
+                        <a:prstGeom prst="rect">
+                          <a:avLst/>
+                        </a:prstGeom>
+                      </pic:spPr>
+                    </pic:pic>
+                  </a:graphicData>
+                </a:graphic>
+              </wp:inline>
+            </w:drawing>
+          </mc:Choice>
+          <mc:Fallback>
+            <w:pict>
+              <v:shapetype id="_x0000_t75" coordsize="21600,21600" o:spt="75" o:preferrelative="t" path="m@4@5l@4@11@9@11@9@5xe" filled="f" stroked="f">
+                <v:stroke joinstyle="miter"/>
+                <v:formulas>
+                  <v:f eqn="if lineDrawn pixelLineWidth 0"/>
+                  <v:f eqn="sum @0 1 0"/>
+                  <v:f eqn="sum 0 0 @1"/>
+                  <v:f eqn="prod @2 1 2"/>
+                  <v:f eqn="prod @3 21600 pixelWidth"/>
+                  <v:f eqn="prod @3 21600 pixelHeight"/>
+                  <v:f eqn="sum @0 0 1"/>
+                  <v:f eqn="prod @6 1 2"/>
+                  <v:f eqn="prod @7 21600 pixelWidth"/>
+                  <v:f eqn="sum @8 21600 0"/>
+                  <v:f eqn="prod @7 21600 pixelHeight"/>
+                  <v:f eqn="sum @10 21600 0"/>
+                </v:formulas>
+                <v:path o:extrusionok="f" gradientshapeok="t" o:connecttype="rect"/>
+                <o:lock v:ext="edit" aspectratio="t"/>
+              </v:shapetype>
+              <v:shape id="_x0000_i30" o:spid="_x0000_s30" type="#_x0000_t75" style="width:540.00pt;height:84.42pt;mso-wrap-distance-left:0.00pt;mso-wrap-distance-top:0.00pt;mso-wrap-distance-right:0.00pt;mso-wrap-distance-bottom:0.00pt;z-index:1;" stroked="false">
+                <v:imagedata r:id="rId42" o:title=""/>
+                <o:lock v:ext="edit" rotation="t"/>
+              </v:shape>
+            </w:pict>
+          </mc:Fallback>
+        </mc:AlternateContent>
+      </w:r>
+      <w:r/>
+      <w:r/>
+    </w:p>
+    <w:p>
+      <w:pPr>
+        <w:pBdr/>
+        <w:spacing/>
+        <w:ind/>
+        <w:rPr>
+          <w:highlight w:val="none"/>
+        </w:rPr>
+      </w:pPr>
+      <w:r/>
+      <w:r>
+        <w:t xml:space="preserve">Diagram:</w:t>
+      </w:r>
+      <w:r/>
+    </w:p>
+    <w:p>
+      <w:pPr>
+        <w:pBdr/>
+        <w:spacing/>
+        <w:ind/>
+        <w:rPr/>
+      </w:pPr>
+      <w:r>
+        <w:rPr>
+          <w:highlight w:val="none"/>
+        </w:rPr>
+      </w:r>
+      <w:r>
+        <mc:AlternateContent>
+          <mc:Choice Requires="wpg">
+            <w:drawing>
+              <wp:inline xmlns:wp="http://schemas.openxmlformats.org/drawingml/2006/wordprocessingDrawing" distT="0" distB="0" distL="0" distR="0">
+                <wp:extent cx="6858000" cy="4540269"/>
+                <wp:effectExtent l="0" t="0" r="0" b="0"/>
+                <wp:docPr id="32" name=""/>
+                <wp:cNvGraphicFramePr>
+                  <a:graphicFrameLocks xmlns:a="http://schemas.openxmlformats.org/drawingml/2006/main" noChangeAspect="1"/>
+                </wp:cNvGraphicFramePr>
+                <a:graphic xmlns:a="http://schemas.openxmlformats.org/drawingml/2006/main">
+                  <a:graphicData uri="http://schemas.openxmlformats.org/drawingml/2006/picture">
+                    <pic:pic xmlns:pic="http://schemas.openxmlformats.org/drawingml/2006/picture">
+                      <pic:nvPicPr>
+                        <pic:cNvPr id="1836217218" name=""/>
+                        <pic:cNvPicPr>
+                          <a:picLocks noChangeAspect="1"/>
+                        </pic:cNvPicPr>
+                        <pic:nvPr/>
+                      </pic:nvPicPr>
+                      <pic:blipFill rotWithShape="1">
+                        <a:blip r:embed="rId43"/>
+                        <a:stretch/>
+                      </pic:blipFill>
+                      <pic:spPr bwMode="auto">
+                        <a:xfrm>
+                          <a:off x="0" y="0"/>
+                          <a:ext cx="6858000" cy="4540268"/>
+                        </a:xfrm>
+                        <a:prstGeom prst="rect">
+                          <a:avLst/>
+                        </a:prstGeom>
+                      </pic:spPr>
+                    </pic:pic>
+                  </a:graphicData>
+                </a:graphic>
+              </wp:inline>
+            </w:drawing>
+          </mc:Choice>
+          <mc:Fallback>
+            <w:pict>
+              <v:shapetype id="_x0000_t75" coordsize="21600,21600" o:spt="75" o:preferrelative="t" path="m@4@5l@4@11@9@11@9@5xe" filled="f" stroked="f">
+                <v:stroke joinstyle="miter"/>
+                <v:formulas>
+                  <v:f eqn="if lineDrawn pixelLineWidth 0"/>
+                  <v:f eqn="sum @0 1 0"/>
+                  <v:f eqn="sum 0 0 @1"/>
+                  <v:f eqn="prod @2 1 2"/>
+                  <v:f eqn="prod @3 21600 pixelWidth"/>
+                  <v:f eqn="prod @3 21600 pixelHeight"/>
+                  <v:f eqn="sum @0 0 1"/>
+                  <v:f eqn="prod @6 1 2"/>
+                  <v:f eqn="prod @7 21600 pixelWidth"/>
+                  <v:f eqn="sum @8 21600 0"/>
+                  <v:f eqn="prod @7 21600 pixelHeight"/>
+                  <v:f eqn="sum @10 21600 0"/>
+                </v:formulas>
+                <v:path o:extrusionok="f" gradientshapeok="t" o:connecttype="rect"/>
+                <o:lock v:ext="edit" aspectratio="t"/>
+              </v:shapetype>
+              <v:shape id="_x0000_i31" o:spid="_x0000_s31" type="#_x0000_t75" style="width:540.00pt;height:357.50pt;mso-wrap-distance-left:0.00pt;mso-wrap-distance-top:0.00pt;mso-wrap-distance-right:0.00pt;mso-wrap-distance-bottom:0.00pt;z-index:1;" stroked="false">
+                <v:imagedata r:id="rId43" o:title=""/>
+                <o:lock v:ext="edit" rotation="t"/>
+              </v:shape>
+            </w:pict>
+          </mc:Fallback>
+        </mc:AlternateContent>
+      </w:r>
+      <w:r>
+        <w:rPr>
+          <w:highlight w:val="none"/>
+        </w:rPr>
+      </w:r>
+      <w:r>
+        <w:rPr>
+          <w:highlight w:val="none"/>
+        </w:rPr>
+      </w:r>
+      <w:r>
+        <w:rPr>
+          <w:highlight w:val="none"/>
+        </w:rPr>
+      </w:r>
+    </w:p>
+    <w:p>
+      <w:pPr>
+        <w:pBdr/>
+        <w:spacing/>
+        <w:ind/>
+        <w:rPr>
+          <w:highlight w:val="none"/>
+        </w:rPr>
+      </w:pPr>
+      <w:r>
+        <w:rPr>
+          <w:highlight w:val="none"/>
+        </w:rPr>
+      </w:r>
+      <w:r>
+        <w:rPr>
+          <w:highlight w:val="none"/>
+        </w:rPr>
+      </w:r>
+      <w:r>
+        <w:rPr>
+          <w:highlight w:val="none"/>
+        </w:rPr>
+      </w:r>
+    </w:p>
+    <w:p>
+      <w:pPr>
+        <w:pBdr/>
+        <w:spacing/>
+        <w:ind/>
+        <w:rPr>
+          <w:highlight w:val="none"/>
+        </w:rPr>
+      </w:pPr>
+      <w:r/>
+      <w:r>
+        <w:t xml:space="preserve">The client program here creates a TCP socket using SOCK_STREAM and connects to the server using connect() before reading the message entered by the user as a string and converting it to bytes using the .encode() method to send it through the socket using sendall(). After that, it waits for the server to respond using recv().</w:t>
+      </w:r>
+      <w:r/>
+    </w:p>
+    <w:p>
+      <w:pPr>
+        <w:pBdr/>
+        <w:spacing/>
+        <w:ind/>
+        <w:rPr>
+          <w:highlight w:val="none"/>
+        </w:rPr>
+      </w:pPr>
+      <w:r/>
+      <w:r>
+        <w:t xml:space="preserve">The server program here creates a </w:t>
+      </w:r>
+      <w:r>
+        <w:t xml:space="preserve">TCP socket using SOCK_STREAM and binds the socket to port 11500, starts listening using listen() and accepts the client connection(s) using accept(). After that, it receives the message using recv(), then decodes the received bytes into a string, counts the number of characters it has, converts the message to uppercase and sends the response back to the client using sendall(). </w:t>
+      </w:r>
+      <w:r/>
+    </w:p>
+    <w:p>
+      <w:pPr>
+        <w:pBdr/>
+        <w:spacing/>
+        <w:ind/>
+        <w:rPr/>
+      </w:pPr>
+      <w:r>
+        <w:rPr>
+          <w:highlight w:val="none"/>
+        </w:rPr>
+        <w:t xml:space="preserve">The client here uses an ephemeral port for communication and </w:t>
+      </w:r>
+      <w:r>
+        <w:rPr>
+          <w:highlight w:val="none"/>
+        </w:rPr>
+        <w:t xml:space="preserve">is selected and assigned automatically by the operating system</w:t>
+      </w:r>
+      <w:r>
+        <w:rPr>
+          <w:highlight w:val="none"/>
+        </w:rPr>
+      </w:r>
+      <w:r>
+        <w:rPr>
+          <w:highlight w:val="none"/>
+        </w:rPr>
+        <w:t xml:space="preserve">. </w:t>
+      </w:r>
+      <w:r>
+        <w:rPr>
+          <w:highlight w:val="none"/>
+        </w:rPr>
+      </w:r>
+      <w:r>
+        <w:t xml:space="preserve">Using a while true loop on the server </w:t>
+      </w:r>
+      <w:r>
+        <w:t xml:space="preserve">allows it to go back to accept() after one client connection has finished and has been dealt with, meaning the server can keep accepting and processing new TCP connections instead of stopping after the first client. Note that these connections are still handled one at a time. </w:t>
+      </w:r>
+      <w:r/>
+      <w:r/>
+    </w:p>
+    <w:p>
+      <w:pPr>
+        <w:pBdr/>
+        <w:spacing/>
+        <w:ind/>
+        <w:rPr>
+          <w:highlight w:val="none"/>
+        </w:rPr>
+      </w:pPr>
+      <w:r>
+        <w:rPr>
+          <w:highlight w:val="none"/>
+        </w:rPr>
+        <w:t xml:space="preserve">A `with` statement has been used (as context managers) for sockets, meaning python will automatically close the socket properly once that block has finished running. Once the client and the server are done communicating with each other, TCP can then gracefully release the connection using </w:t>
+      </w:r>
+      <w:r>
+        <w:rPr>
+          <w:highlight w:val="none"/>
+        </w:rPr>
+        <w:t xml:space="preserve">the normal FIN, ACK, FIN, ACK connection termination process instead of leaving the connection open.</w:t>
+      </w:r>
+      <w:r>
+        <w:rPr>
+          <w:highlight w:val="none"/>
+        </w:rPr>
+        <w:t xml:space="preserve"> </w:t>
+      </w:r>
+      <w:r>
+        <w:rPr>
+          <w:highlight w:val="none"/>
+        </w:rPr>
+        <w:t xml:space="preserve">One side first sends a FIN to say that it has finished sending data, the other side responds with an ACK, and once it is also finished it sends its own FIN, which is acknowledged with the final ACK.</w:t>
+      </w:r>
+      <w:r>
+        <w:rPr>
+          <w:highlight w:val="none"/>
+        </w:rPr>
+        <w:t xml:space="preserve"> This allows both the sides to close their direction of the connection </w:t>
+      </w:r>
+      <w:r>
+        <w:rPr>
+          <w:highlight w:val="none"/>
+        </w:rPr>
+        <w:t xml:space="preserve">separately</w:t>
+      </w:r>
+      <w:r>
+        <w:rPr>
+          <w:highlight w:val="none"/>
+        </w:rPr>
+        <w:t xml:space="preserve"> and make sure the connection is properly terminated after the data transfer is finished</w:t>
+      </w:r>
+      <w:r>
+        <w:rPr>
+          <w:highlight w:val="none"/>
+          <w:vertAlign w:val="superscript"/>
+        </w:rPr>
+        <w:t xml:space="preserve">[9]</w:t>
+      </w:r>
+      <w:r>
+        <w:rPr>
+          <w:highlight w:val="none"/>
+        </w:rPr>
+        <w:t xml:space="preserve">.</w:t>
+      </w:r>
+      <w:r>
+        <w:rPr>
+          <w:highlight w:val="none"/>
+        </w:rPr>
+      </w:r>
       <w:r/>
       <w:r/>
       <w:r/>
@@ -5775,6 +6574,121 @@
         <w:ind/>
         <w:rPr/>
       </w:pPr>
+      <w:r>
+        <w:rPr>
+          <w:highlight w:val="none"/>
+        </w:rPr>
+      </w:r>
+      <w:r>
+        <w:rPr>
+          <w:highlight w:val="none"/>
+        </w:rPr>
+      </w:r>
+      <w:r>
+        <w:rPr>
+          <w:highlight w:val="none"/>
+        </w:rPr>
+      </w:r>
+    </w:p>
+    <w:p>
+      <w:pPr>
+        <w:pStyle w:val="836"/>
+        <w:pBdr/>
+        <w:spacing/>
+        <w:ind/>
+        <w:rPr/>
+      </w:pPr>
+      <w:r>
+        <w:t xml:space="preserve">References</w:t>
+      </w:r>
+      <w:r/>
+    </w:p>
+    <w:p>
+      <w:pPr>
+        <w:pBdr/>
+        <w:spacing/>
+        <w:ind/>
+        <w:rPr/>
+      </w:pPr>
+      <w:r>
+        <w:t xml:space="preserve">[1] J. F. Kurose and K. W. Ross, *Computer Networking: A Top-Down Approach*, 8th ed. Pearson, 2021, ch. 3.</w:t>
+      </w:r>
+      <w:r/>
+    </w:p>
+    <w:p>
+      <w:pPr>
+        <w:pBdr/>
+        <w:spacing/>
+        <w:ind/>
+        <w:rPr/>
+      </w:pPr>
+      <w:r>
+        <w:t xml:space="preserve">[2] E. Modiano, “ARQ protocols: Go Back N and SRP,” *16.36 Communication Systems Engineering*, Massachusetts Institute of Technology OpenCourseWare, Spring 2009. [Online]. Available: https://ocw.mit.edu/courses/16-36-communication-systems-engineering-spring</w:t>
+      </w:r>
+      <w:r>
+        <w:t xml:space="preserve">-2009/9b06e175ee2b383dc35490581a45267a_MIT16_36s09_lec18.pdf. [Accessed: Aug. 15, 2026].</w:t>
+      </w:r>
+      <w:r/>
+    </w:p>
+    <w:p>
+      <w:pPr>
+        <w:pBdr/>
+        <w:spacing/>
+        <w:ind/>
+        <w:rPr/>
+      </w:pPr>
+      <w:r>
+        <w:t xml:space="preserve">[3] “User Datagram Protocol,” *Wikipedia, The Free Encyclopedia*. [Online]. Available: https://en.wikipedia.org/wiki/User_Datagram_Protocol. [Accessed: Aug. 15, 2026].</w:t>
+      </w:r>
+      <w:r/>
+    </w:p>
+    <w:p>
+      <w:pPr>
+        <w:pBdr/>
+        <w:spacing/>
+        <w:ind/>
+        <w:rPr/>
+      </w:pPr>
+      <w:r>
+        <w:t xml:space="preserve">[4] GeeksforGeeks, “Stop and Wait ARQ,” Feb. 26, 2026. [Online]. Available: https://www.geeksforgeeks.org/computer-networks/stop-and-wait-arq/. [Accessed: Aug. 15, 2026].</w:t>
+      </w:r>
+      <w:r/>
+    </w:p>
+    <w:p>
+      <w:pPr>
+        <w:pBdr/>
+        <w:spacing/>
+        <w:ind/>
+        <w:rPr/>
+      </w:pPr>
+      <w:r>
+        <w:t xml:space="preserve">[5] GeeksforGeeks, “Automatic Repeat Request (ARQ),” Dec. 30, 2025. [Online]. Available: https://www.geeksforgeeks.org/computer-networks/what-is-arq-automatic-repeat-request/. [Accessed: Aug. 15, 2026].</w:t>
+      </w:r>
+      <w:r/>
+    </w:p>
+    <w:p>
+      <w:pPr>
+        <w:pBdr/>
+        <w:spacing/>
+        <w:ind/>
+        <w:rPr/>
+      </w:pPr>
+      <w:r>
+        <w:t xml:space="preserve">[6] GeeksforGeeks, “Selective Repeat – Sliding Window Protocol,” Dec. 30, 2025. [Online]. Available: https://www.geeksforgeeks.org/computer-networks/sliding-window-protocol-set-3-selective-repeat/. [Accessed: Aug. 15, 2026].</w:t>
+      </w:r>
+      <w:r/>
+    </w:p>
+    <w:p>
+      <w:pPr>
+        <w:pBdr/>
+        <w:spacing/>
+        <w:ind/>
+        <w:rPr/>
+      </w:pPr>
+      <w:r>
+        <w:t xml:space="preserve">[7] W. Eddy, “Transmission Control Protocol (TCP),” RFC 9293, Aug. 2022. [Online]. Available: https://www.rfc-editor.org/info/rfc9293/. [Accessed: Aug. 15, 2026].</w:t>
+      </w:r>
+      <w:r/>
       <w:r/>
       <w:r/>
       <w:r/>
@@ -5786,6 +6700,10 @@
         <w:ind/>
         <w:rPr/>
       </w:pPr>
+      <w:r>
+        <w:t xml:space="preserve">[8] Y. Han, K. Wang, Y. Zhao, and K. Yang, “Smart-TCP: An agentic AI-based autonomous and adaptive TCP protocol,” *arXiv preprint arXiv:2512.00491*, 2025. [Online]. Available: https://arxiv.org/abs/2512.00491. [Accessed: Aug. 15, 2026].</w:t>
+      </w:r>
+      <w:r/>
       <w:r/>
       <w:r/>
       <w:r/>
@@ -5797,521 +6715,13 @@
         <w:ind/>
         <w:rPr/>
       </w:pPr>
+      <w:r>
+        <w:t xml:space="preserve">[9] GeeksforGeeks, “TCP Connection Termination,” Nov. 6, 2025. [Online]. Available: https://www.geeksforgeeks.org/computer-networks/tcp-connection-termination/. [Accessed: Aug. 15, 2026].</w:t>
+      </w:r>
       <w:r/>
       <w:r/>
       <w:r/>
-    </w:p>
-    <w:p>
-      <w:pPr>
-        <w:pBdr/>
-        <w:spacing/>
-        <w:ind/>
-        <w:rPr/>
-      </w:pPr>
       <w:r/>
-      <w:r/>
-      <w:r/>
-    </w:p>
-    <w:p>
-      <w:pPr>
-        <w:pBdr/>
-        <w:spacing/>
-        <w:ind/>
-        <w:rPr/>
-      </w:pPr>
-      <w:r/>
-      <w:r/>
-      <w:r/>
-    </w:p>
-    <w:p>
-      <w:pPr>
-        <w:pBdr/>
-        <w:spacing/>
-        <w:ind/>
-        <w:rPr/>
-      </w:pPr>
-      <w:r/>
-      <w:r/>
-      <w:r/>
-    </w:p>
-    <w:p>
-      <w:pPr>
-        <w:pBdr/>
-        <w:spacing/>
-        <w:ind/>
-        <w:rPr/>
-      </w:pPr>
-      <w:r/>
-      <w:r/>
-      <w:r/>
-    </w:p>
-    <w:p>
-      <w:pPr>
-        <w:pBdr/>
-        <w:spacing/>
-        <w:ind/>
-        <w:rPr/>
-      </w:pPr>
-      <w:r/>
-      <w:r/>
-      <w:r/>
-    </w:p>
-    <w:p>
-      <w:pPr>
-        <w:pBdr/>
-        <w:spacing/>
-        <w:ind/>
-        <w:rPr/>
-      </w:pPr>
-      <w:r/>
-      <w:r/>
-    </w:p>
-    <w:p>
-      <w:pPr>
-        <w:pBdr/>
-        <w:spacing/>
-        <w:ind/>
-        <w:rPr/>
-      </w:pPr>
-      <w:r/>
-      <w:r/>
-      <w:r/>
-    </w:p>
-    <w:p>
-      <w:pPr>
-        <w:pBdr/>
-        <w:spacing/>
-        <w:ind/>
-        <w:rPr/>
-      </w:pPr>
-      <w:r/>
-      <w:r/>
-      <w:r/>
-    </w:p>
-    <w:p>
-      <w:pPr>
-        <w:pBdr/>
-        <w:spacing/>
-        <w:ind/>
-        <w:rPr/>
-      </w:pPr>
-      <w:r/>
-      <w:r/>
-      <w:r/>
-    </w:p>
-    <w:p>
-      <w:pPr>
-        <w:pBdr/>
-        <w:spacing/>
-        <w:ind/>
-        <w:rPr/>
-      </w:pPr>
-      <w:r/>
-      <w:r/>
-    </w:p>
-    <w:p>
-      <w:pPr>
-        <w:pStyle w:val="836"/>
-        <w:pBdr/>
-        <w:spacing/>
-        <w:ind/>
-        <w:rPr/>
-      </w:pPr>
-      <w:r>
-        <w:t xml:space="preserve">References</w:t>
-      </w:r>
-      <w:r/>
-    </w:p>
-    <w:p>
-      <w:pPr>
-        <w:pBdr/>
-        <w:spacing/>
-        <w:ind/>
-        <w:rPr>
-          <w:highlight w:val="none"/>
-        </w:rPr>
-      </w:pPr>
-      <w:r>
-        <w:t xml:space="preserve">1: </w:t>
-      </w:r>
-      <w:r>
-        <w:t xml:space="preserve">Kurose &amp; Ross, Computer Networking: A Top-Down Approac</w:t>
-      </w:r>
-      <w:r>
-        <w:t xml:space="preserve">h, Chapter 3</w:t>
-      </w:r>
-      <w:r>
-        <w:rPr>
-          <w:highlight w:val="none"/>
-        </w:rPr>
-      </w:r>
-      <w:r>
-        <w:rPr>
-          <w:highlight w:val="none"/>
-        </w:rPr>
-      </w:r>
-    </w:p>
-    <w:p>
-      <w:pPr>
-        <w:pBdr/>
-        <w:spacing/>
-        <w:ind/>
-        <w:rPr/>
-      </w:pPr>
-      <w:r>
-        <w:rPr>
-          <w:highlight w:val="none"/>
-        </w:rPr>
-      </w:r>
-      <w:r>
-        <w:rPr>
-          <w:highlight w:val="none"/>
-        </w:rPr>
-        <w:t xml:space="preserve">2: </w:t>
-      </w:r>
-      <w:r>
-        <w:rPr>
-          <w:highlight w:val="none"/>
-        </w:rPr>
-      </w:r>
-      <w:hyperlink r:id="rId37" w:tooltip="https://ocw.mit.edu/courses/16-36-communication-systems-engineering-spring-2009/9b06e175ee2b383dc35490581a45267a_MIT16_36s09_lec18.pdf" w:history="1">
-        <w:r>
-          <w:rPr>
-            <w:rStyle w:val="880"/>
-            <w:highlight w:val="none"/>
-          </w:rPr>
-          <w:t xml:space="preserve">https://ocw.mit.edu/courses/16-36-communication-systems-engineering-spring-2009/9b06e175ee2b383dc35490581a45267a_MIT16_36s09_lec18.pdf</w:t>
-        </w:r>
-        <w:r>
-          <w:rPr>
-            <w:rStyle w:val="880"/>
-            <w:highlight w:val="none"/>
-          </w:rPr>
-        </w:r>
-      </w:hyperlink>
-      <w:r>
-        <w:rPr>
-          <w:highlight w:val="none"/>
-        </w:rPr>
-        <w:t xml:space="preserve"> </w:t>
-      </w:r>
-      <w:r>
-        <w:rPr>
-          <w:highlight w:val="none"/>
-        </w:rPr>
-      </w:r>
-      <w:r/>
-    </w:p>
-    <w:p>
-      <w:pPr>
-        <w:pBdr/>
-        <w:spacing/>
-        <w:ind/>
-        <w:rPr/>
-      </w:pPr>
-      <w:r>
-        <w:t xml:space="preserve">3: </w:t>
-      </w:r>
-      <w:hyperlink r:id="rId38" w:tooltip="https://en.wikipedia.org/wiki/User_Datagram_Protocol" w:history="1">
-        <w:r>
-          <w:rPr>
-            <w:rStyle w:val="880"/>
-          </w:rPr>
-          <w:t xml:space="preserve">https://en.wikipedia.org/wiki/User_Datagram_Protocol</w:t>
-        </w:r>
-        <w:r>
-          <w:rPr>
-            <w:rStyle w:val="880"/>
-          </w:rPr>
-        </w:r>
-      </w:hyperlink>
-      <w:r>
-        <w:t xml:space="preserve"> </w:t>
-      </w:r>
-      <w:r/>
-    </w:p>
-    <w:p>
-      <w:pPr>
-        <w:pBdr/>
-        <w:spacing/>
-        <w:ind/>
-        <w:rPr/>
-      </w:pPr>
-      <w:r>
-        <w:t xml:space="preserve">4: </w:t>
-      </w:r>
-      <w:r/>
-      <w:hyperlink r:id="rId39" w:tooltip="https://www.geeksforgeeks.org/computer-networks/stop-and-wait-arq/" w:history="1">
-        <w:r>
-          <w:rPr>
-            <w:rStyle w:val="880"/>
-          </w:rPr>
-          <w:t xml:space="preserve">https://www.geeksforgeeks.org/computer-networks/stop-and-wait-arq/</w:t>
-        </w:r>
-        <w:r>
-          <w:rPr>
-            <w:rStyle w:val="880"/>
-          </w:rPr>
-        </w:r>
-      </w:hyperlink>
-      <w:r>
-        <w:t xml:space="preserve"> </w:t>
-      </w:r>
-      <w:r/>
-    </w:p>
-    <w:p>
-      <w:pPr>
-        <w:pBdr/>
-        <w:spacing/>
-        <w:ind/>
-        <w:rPr/>
-      </w:pPr>
-      <w:r>
-        <w:t xml:space="preserve">5: </w:t>
-      </w:r>
-      <w:r/>
-      <w:hyperlink r:id="rId40" w:tooltip="https://www.geeksforgeeks.org/computer-networks/what-is-arq-automatic-repeat-request/" w:history="1">
-        <w:r>
-          <w:rPr>
-            <w:rStyle w:val="880"/>
-          </w:rPr>
-          <w:t xml:space="preserve">https://www.geeksforgeeks.org/computer-networks/what-is-arq-automatic-repeat-request/</w:t>
-        </w:r>
-        <w:r>
-          <w:rPr>
-            <w:rStyle w:val="880"/>
-          </w:rPr>
-        </w:r>
-      </w:hyperlink>
-      <w:r>
-        <w:t xml:space="preserve"> </w:t>
-      </w:r>
-      <w:r/>
-    </w:p>
-    <w:p>
-      <w:pPr>
-        <w:pBdr/>
-        <w:spacing/>
-        <w:ind/>
-        <w:rPr/>
-      </w:pPr>
-      <w:r>
-        <w:t xml:space="preserve">6: </w:t>
-      </w:r>
-      <w:r/>
-      <w:hyperlink r:id="rId41" w:tooltip="https://www.geeksforgeeks.org/computer-networks/sliding-window-protocol-set-3-selective-repeat/" w:history="1">
-        <w:r>
-          <w:rPr>
-            <w:rStyle w:val="880"/>
-          </w:rPr>
-          <w:t xml:space="preserve">https://www.geeksforgeeks.org/computer-networks/sliding-window-protocol-set-3-selective-repeat/</w:t>
-        </w:r>
-        <w:r>
-          <w:rPr>
-            <w:rStyle w:val="880"/>
-          </w:rPr>
-        </w:r>
-      </w:hyperlink>
-      <w:r>
-        <w:t xml:space="preserve"> </w:t>
-      </w:r>
-      <w:r/>
-    </w:p>
-    <w:p>
-      <w:pPr>
-        <w:pBdr/>
-        <w:spacing/>
-        <w:ind/>
-        <w:rPr/>
-      </w:pPr>
-      <w:r>
-        <w:t xml:space="preserve">7: </w:t>
-      </w:r>
-      <w:r/>
-      <w:hyperlink r:id="rId42" w:tooltip="https://www.rfc-editor.org/info/rfc9293/" w:history="1">
-        <w:r>
-          <w:rPr>
-            <w:rStyle w:val="880"/>
-          </w:rPr>
-          <w:t xml:space="preserve">https://www.rfc-editor.org/info/rfc9293/</w:t>
-        </w:r>
-        <w:r>
-          <w:rPr>
-            <w:rStyle w:val="880"/>
-          </w:rPr>
-        </w:r>
-      </w:hyperlink>
-      <w:r>
-        <w:t xml:space="preserve"> </w:t>
-      </w:r>
-      <w:r/>
-    </w:p>
-    <w:p>
-      <w:pPr>
-        <w:pBdr/>
-        <w:spacing/>
-        <w:ind/>
-        <w:rPr/>
-      </w:pPr>
-      <w:r>
-        <w:t xml:space="preserve">8: </w:t>
-      </w:r>
-      <w:r/>
-      <w:hyperlink r:id="rId43" w:tooltip="https://arxiv.org/abs/2512.00491" w:history="1">
-        <w:r>
-          <w:rPr>
-            <w:rStyle w:val="880"/>
-          </w:rPr>
-          <w:t xml:space="preserve">https://arxiv.org/abs/2512.00491</w:t>
-        </w:r>
-        <w:r>
-          <w:rPr>
-            <w:rStyle w:val="880"/>
-          </w:rPr>
-        </w:r>
-      </w:hyperlink>
-      <w:r>
-        <w:t xml:space="preserve"> </w:t>
-      </w:r>
-      <w:r/>
-    </w:p>
-    <w:p>
-      <w:pPr>
-        <w:pBdr/>
-        <w:spacing/>
-        <w:ind/>
-        <w:rPr/>
-      </w:pPr>
-      <w:r/>
-      <w:r/>
-    </w:p>
-    <w:p>
-      <w:pPr>
-        <w:pBdr/>
-        <w:spacing/>
-        <w:ind/>
-        <w:rPr/>
-      </w:pPr>
-      <w:r/>
-      <w:r/>
-    </w:p>
-    <w:p>
-      <w:pPr>
-        <w:pBdr/>
-        <w:spacing/>
-        <w:ind/>
-        <w:rPr/>
-      </w:pPr>
-      <w:r/>
-      <w:r/>
-    </w:p>
-    <w:p>
-      <w:pPr>
-        <w:pBdr/>
-        <w:spacing/>
-        <w:ind/>
-        <w:rPr/>
-      </w:pPr>
-      <w:r/>
-      <w:r/>
-    </w:p>
-    <w:p>
-      <w:pPr>
-        <w:pBdr/>
-        <w:spacing/>
-        <w:ind/>
-        <w:rPr/>
-      </w:pPr>
-      <w:r/>
-      <w:r/>
-    </w:p>
-    <w:p>
-      <w:pPr>
-        <w:pBdr/>
-        <w:spacing/>
-        <w:ind/>
-        <w:rPr/>
-      </w:pPr>
-      <w:r/>
-      <w:r/>
-    </w:p>
-    <w:p>
-      <w:pPr>
-        <w:pBdr/>
-        <w:spacing/>
-        <w:ind/>
-        <w:rPr/>
-      </w:pPr>
-      <w:r/>
-      <w:r/>
-    </w:p>
-    <w:p>
-      <w:pPr>
-        <w:pBdr/>
-        <w:spacing/>
-        <w:ind/>
-        <w:rPr/>
-      </w:pPr>
-      <w:r/>
-      <w:r/>
-    </w:p>
-    <w:p>
-      <w:pPr>
-        <w:pBdr/>
-        <w:spacing/>
-        <w:ind/>
-        <w:rPr/>
-      </w:pPr>
-      <w:r/>
-      <w:r/>
-    </w:p>
-    <w:p>
-      <w:pPr>
-        <w:pBdr/>
-        <w:spacing/>
-        <w:ind/>
-        <w:rPr/>
-      </w:pPr>
-      <w:r/>
-      <w:r/>
-    </w:p>
-    <w:p>
-      <w:pPr>
-        <w:pBdr/>
-        <w:spacing/>
-        <w:ind/>
-        <w:rPr/>
-      </w:pPr>
-      <w:r/>
-      <w:r/>
-    </w:p>
-    <w:p>
-      <w:pPr>
-        <w:pBdr/>
-        <w:spacing/>
-        <w:ind/>
-        <w:rPr/>
-      </w:pPr>
-      <w:r/>
-      <w:r/>
-    </w:p>
-    <w:p>
-      <w:pPr>
-        <w:pBdr/>
-        <w:spacing/>
-        <w:ind/>
-        <w:rPr/>
-      </w:pPr>
-      <w:r/>
-      <w:r/>
-    </w:p>
-    <w:p>
-      <w:pPr>
-        <w:pBdr/>
-        <w:spacing/>
-        <w:ind/>
-        <w:rPr/>
-      </w:pPr>
       <w:r/>
       <w:r/>
     </w:p>
